--- a/svoyo-delo/대본/2부/04화_Ispytaniya.docx
+++ b/svoyo-delo/대본/2부/04화_Ispytaniya.docx
@@ -141,13 +141,7 @@
         <w:t xml:space="preserve"> </w:t>
       </w:r>
       <w:r>
-        <w:t xml:space="preserve">→ 진실을 쓰는 하나를 30년 지킴, «нем</w:t>
-      </w:r>
-      <w:r>
-        <w:softHyphen/>
-      </w:r>
-      <w:r>
-        <w:t xml:space="preserve">ного лучше» 거절,</w:t>
+        <w:t xml:space="preserve">→ 진실을 쓰는 하나를 30년 지킴, «немного лучше» 거절,</w:t>
       </w:r>
       <w:r>
         <w:t xml:space="preserve"> </w:t>

--- a/svoyo-delo/대본/2부/04화_Ispytaniya.docx
+++ b/svoyo-delo/대본/2부/04화_Ispytaniya.docx
@@ -83,7 +83,7 @@
         <w:t xml:space="preserve"> </w:t>
       </w:r>
       <w:r>
-        <w:t xml:space="preserve">- 규칙: 지문 없음. 전 화 100% 「화자명: 대사」. 1턴 15단어 이내 + 긴 턴 10~15회(25~35단어). 문법 초점: 가정법(Вы бы не пришли ко мне, если бы…), 서수 조건(первое, второе, третье), 간접 의문(не убивает ли гель клетки).</w:t>
+        <w:t xml:space="preserve">- 규칙: 지문 없음. 전 화 100% 「화자명: 대사」. 1턴 20단어 이내 + 긴 턴 10~15회(30~50단어). 문법 초점: 가정법(Вы бы не пришли ко мне, если бы…), 서수 조건(первое, второе, третье), 간접 의문(не убивает ли гель клетки).</w:t>
       </w:r>
       <w:r>
         <w:t xml:space="preserve"> </w:t>
@@ -367,119 +367,119 @@
         <w:pStyle w:val="FirstParagraph"/>
       </w:pPr>
       <w:r>
-        <w:t xml:space="preserve">ZUEVA: Зуева. Нина Аркадьевна. Заведующая лабораторией. Ваши двадцать четыре шприца — вот, в холодильнике номер три.</w:t>
-      </w:r>
-    </w:p>
-    <w:p>
-      <w:pPr>
-        <w:pStyle w:val="BodyText"/>
-      </w:pPr>
-      <w:r>
-        <w:t xml:space="preserve">OLGA: Здравствуйте, Нина Аркадьевна. Сколько лет не виделись? Восемь?</w:t>
-      </w:r>
-    </w:p>
-    <w:p>
-      <w:pPr>
-        <w:pStyle w:val="BodyText"/>
-      </w:pPr>
-      <w:r>
-        <w:t xml:space="preserve">ZUEVA: Девять. Вы тогда принесли мне таблетки от давления. Тридцать коробок. И все с правильными номерами.</w:t>
-      </w:r>
-    </w:p>
-    <w:p>
-      <w:pPr>
-        <w:pStyle w:val="BodyText"/>
-      </w:pPr>
-      <w:r>
-        <w:t xml:space="preserve">OLGA: А теперь — шприцы. Медицинское изделие. Высокий класс риска.</w:t>
-      </w:r>
-    </w:p>
-    <w:p>
-      <w:pPr>
-        <w:pStyle w:val="BodyText"/>
-      </w:pPr>
-      <w:r>
-        <w:t xml:space="preserve">ZUEVA: Знаю. Поэтому вы пришли лично. А это кто?</w:t>
-      </w:r>
-    </w:p>
-    <w:p>
-      <w:pPr>
-        <w:pStyle w:val="BodyText"/>
-      </w:pPr>
-      <w:r>
-        <w:t xml:space="preserve">ALEKSEY: Алексей Воронцов. Директор «Мост Медикал». Мы — уполномоченный представитель производителя.</w:t>
-      </w:r>
-    </w:p>
-    <w:p>
-      <w:pPr>
-        <w:pStyle w:val="BodyText"/>
-      </w:pPr>
-      <w:r>
-        <w:t xml:space="preserve">ZUEVA: Директор. Первый раз в лаборатории?</w:t>
-      </w:r>
-    </w:p>
-    <w:p>
-      <w:pPr>
-        <w:pStyle w:val="BodyText"/>
-      </w:pPr>
-      <w:r>
-        <w:t xml:space="preserve">ALEKSEY: Первый. Раньше я продавал антибиотики. Лабораторию видел только на картинке в брошюре.</w:t>
-      </w:r>
-    </w:p>
-    <w:p>
-      <w:pPr>
-        <w:pStyle w:val="BodyText"/>
-      </w:pPr>
-      <w:r>
-        <w:t xml:space="preserve">ZUEVA: На картинке у нас всё в белом и улыбаются. В жизни — в белом и не улыбаются. Холодильник открывать нельзя без меня. Это разные профессии, поверьте мне.</w:t>
-      </w:r>
-    </w:p>
-    <w:p>
-      <w:pPr>
-        <w:pStyle w:val="BodyText"/>
-      </w:pPr>
-      <w:r>
-        <w:t xml:space="preserve">ALEKSEY: Не буду. Я пришёл послушать.</w:t>
-      </w:r>
-    </w:p>
-    <w:p>
-      <w:pPr>
-        <w:pStyle w:val="BodyText"/>
-      </w:pPr>
-      <w:r>
-        <w:t xml:space="preserve">ZUEVA: Ольга Петровна, он всегда такой послушный?</w:t>
-      </w:r>
-    </w:p>
-    <w:p>
-      <w:pPr>
-        <w:pStyle w:val="BodyText"/>
-      </w:pPr>
-      <w:r>
-        <w:t xml:space="preserve">OLGA: Нет. Вчера он хотел заложить квартиру второй раз. Сегодня — послушный.</w:t>
-      </w:r>
-    </w:p>
-    <w:p>
-      <w:pPr>
-        <w:pStyle w:val="BodyText"/>
-      </w:pPr>
-      <w:r>
-        <w:t xml:space="preserve">ZUEVA: Квартиру? Ради шприцев?</w:t>
-      </w:r>
-    </w:p>
-    <w:p>
-      <w:pPr>
-        <w:pStyle w:val="BodyText"/>
-      </w:pPr>
-      <w:r>
-        <w:t xml:space="preserve">ALEKSEY: Ради регистрации. Без неё — ни шагу.</w:t>
-      </w:r>
-    </w:p>
-    <w:p>
-      <w:pPr>
-        <w:pStyle w:val="BodyText"/>
-      </w:pPr>
-      <w:r>
-        <w:t xml:space="preserve">OLGA: Это моя фраза, Нина. Он её у меня украл.</w:t>
+        <w:t xml:space="preserve">ZUEVA: Зуева, Нина Аркадьевна, заведующая лабораторией. Ваши двадцать четыре шприца вот здесь, в холодильнике номер три.</w:t>
+      </w:r>
+    </w:p>
+    <w:p>
+      <w:pPr>
+        <w:pStyle w:val="BodyText"/>
+      </w:pPr>
+      <w:r>
+        <w:t xml:space="preserve">OLGA: Здравствуйте, Нина Аркадьевна. Сколько же лет мы с вами не виделись? Восемь?</w:t>
+      </w:r>
+    </w:p>
+    <w:p>
+      <w:pPr>
+        <w:pStyle w:val="BodyText"/>
+      </w:pPr>
+      <w:r>
+        <w:t xml:space="preserve">ZUEVA: Девять. Вы тогда принесли мне таблетки от давления, тридцать коробок, и все с правильными номерами.</w:t>
+      </w:r>
+    </w:p>
+    <w:p>
+      <w:pPr>
+        <w:pStyle w:val="BodyText"/>
+      </w:pPr>
+      <w:r>
+        <w:t xml:space="preserve">OLGA: А теперь я принесла шприцы. Это медицинское изделие, причём высокого класса риска.</w:t>
+      </w:r>
+    </w:p>
+    <w:p>
+      <w:pPr>
+        <w:pStyle w:val="BodyText"/>
+      </w:pPr>
+      <w:r>
+        <w:t xml:space="preserve">ZUEVA: Знаю, поэтому вы и пришли лично. А это кто с вами?</w:t>
+      </w:r>
+    </w:p>
+    <w:p>
+      <w:pPr>
+        <w:pStyle w:val="BodyText"/>
+      </w:pPr>
+      <w:r>
+        <w:t xml:space="preserve">ALEKSEY: Алексей Воронцов, директор «Мост Медикал». Мы уполномоченный представитель производителя.</w:t>
+      </w:r>
+    </w:p>
+    <w:p>
+      <w:pPr>
+        <w:pStyle w:val="BodyText"/>
+      </w:pPr>
+      <w:r>
+        <w:t xml:space="preserve">ZUEVA: Директор, значит. А в лаборатории вы, наверное, первый раз?</w:t>
+      </w:r>
+    </w:p>
+    <w:p>
+      <w:pPr>
+        <w:pStyle w:val="BodyText"/>
+      </w:pPr>
+      <w:r>
+        <w:t xml:space="preserve">ALEKSEY: Первый. Раньше я продавал антибиотики, и лабораторию видел только на картинке в брошюре.</w:t>
+      </w:r>
+    </w:p>
+    <w:p>
+      <w:pPr>
+        <w:pStyle w:val="BodyText"/>
+      </w:pPr>
+      <w:r>
+        <w:t xml:space="preserve">ZUEVA: На картинке у нас все в белом и улыбаются, а в жизни все в белом и не улыбаются. Холодильник без меня открывать нельзя. Продавать и проверять — это разные профессии, поверьте мне.</w:t>
+      </w:r>
+    </w:p>
+    <w:p>
+      <w:pPr>
+        <w:pStyle w:val="BodyText"/>
+      </w:pPr>
+      <w:r>
+        <w:t xml:space="preserve">ALEKSEY: Не буду ничего открывать, обещаю. Я пришёл только послушать.</w:t>
+      </w:r>
+    </w:p>
+    <w:p>
+      <w:pPr>
+        <w:pStyle w:val="BodyText"/>
+      </w:pPr>
+      <w:r>
+        <w:t xml:space="preserve">ZUEVA: Ольга Петровна, он у вас всегда такой послушный, или это только сегодня?</w:t>
+      </w:r>
+    </w:p>
+    <w:p>
+      <w:pPr>
+        <w:pStyle w:val="BodyText"/>
+      </w:pPr>
+      <w:r>
+        <w:t xml:space="preserve">OLGA: Нет, не всегда. Вчера он хотел второй раз заложить квартиру, а сегодня он послушный.</w:t>
+      </w:r>
+    </w:p>
+    <w:p>
+      <w:pPr>
+        <w:pStyle w:val="BodyText"/>
+      </w:pPr>
+      <w:r>
+        <w:t xml:space="preserve">ZUEVA: Квартиру? Неужели ради каких-то шприцев можно рисковать квартирой?</w:t>
+      </w:r>
+    </w:p>
+    <w:p>
+      <w:pPr>
+        <w:pStyle w:val="BodyText"/>
+      </w:pPr>
+      <w:r>
+        <w:t xml:space="preserve">ALEKSEY: Не ради шприцев, а ради регистрации. Без неё — ни шагу, вы же понимаете.</w:t>
+      </w:r>
+    </w:p>
+    <w:p>
+      <w:pPr>
+        <w:pStyle w:val="BodyText"/>
+      </w:pPr>
+      <w:r>
+        <w:t xml:space="preserve">OLGA: Это вообще-то моя фраза, Нина. Он её у меня просто украл.</w:t>
       </w:r>
     </w:p>
     <w:bookmarkEnd w:id="21"/>
@@ -497,279 +497,279 @@
         <w:pStyle w:val="FirstParagraph"/>
       </w:pPr>
       <w:r>
-        <w:t xml:space="preserve">ZUEVA: Программа испытаний. Две части. Технические и биологические. Начнём с технических.</w:t>
-      </w:r>
-    </w:p>
-    <w:p>
-      <w:pPr>
-        <w:pStyle w:val="BodyText"/>
-      </w:pPr>
-      <w:r>
-        <w:t xml:space="preserve">ALEKSEY: Что вы проверяете в геле?</w:t>
-      </w:r>
-    </w:p>
-    <w:p>
-      <w:pPr>
-        <w:pStyle w:val="BodyText"/>
-      </w:pPr>
-      <w:r>
-        <w:t xml:space="preserve">ZUEVA: Вязкость. Кислотность. Объём в шприце. Сила, с которой гель выходит из иглы. Стерильность. Эндотоксины. И что гель отдаёт в окружающую среду. Всё, что может навредить пациентке.</w:t>
-      </w:r>
-    </w:p>
-    <w:p>
-      <w:pPr>
-        <w:pStyle w:val="BodyText"/>
-      </w:pPr>
-      <w:r>
-        <w:t xml:space="preserve">ALEKSEY: Сила, с которой выходит? Это тоже важно?</w:t>
-      </w:r>
-    </w:p>
-    <w:p>
-      <w:pPr>
-        <w:pStyle w:val="BodyText"/>
-      </w:pPr>
-      <w:r>
-        <w:t xml:space="preserve">ZUEVA: Очень. Если гель выходит рывками, врач не контролирует дозу. А лицо — не стенка, которую красят.</w:t>
-      </w:r>
-    </w:p>
-    <w:p>
-      <w:pPr>
-        <w:pStyle w:val="BodyText"/>
-      </w:pPr>
-      <w:r>
-        <w:t xml:space="preserve">OLGA: Нина Аркадьевна всегда говорит образами. Привыкайте.</w:t>
-      </w:r>
-    </w:p>
-    <w:p>
-      <w:pPr>
-        <w:pStyle w:val="BodyText"/>
-      </w:pPr>
-      <w:r>
-        <w:t xml:space="preserve">ZUEVA: Образы запоминают лучше, чем цифры. Вторая часть — биологические. Цитотоксичность, раздражение, сенсибилизация, имплантация, генотоксичность.</w:t>
-      </w:r>
-    </w:p>
-    <w:p>
-      <w:pPr>
-        <w:pStyle w:val="BodyText"/>
-      </w:pPr>
-      <w:r>
-        <w:t xml:space="preserve">ALEKSEY: Простите. Я понял только «раздражение».</w:t>
-      </w:r>
-    </w:p>
-    <w:p>
-      <w:pPr>
-        <w:pStyle w:val="BodyText"/>
-      </w:pPr>
-      <w:r>
-        <w:t xml:space="preserve">ZUEVA: Хорошо, по-простому. Мы проверяем, не убивает ли гель клетки. Не вызывает ли аллергию. Не раздражает ли ткань. Как ведёт себя, когда живёт в теле. И не портит ли он гены.</w:t>
-      </w:r>
-    </w:p>
-    <w:p>
-      <w:pPr>
-        <w:pStyle w:val="BodyText"/>
-      </w:pPr>
-      <w:r>
-        <w:t xml:space="preserve">ALEKSEY: Это всё делаете вы?</w:t>
-      </w:r>
-    </w:p>
-    <w:p>
-      <w:pPr>
-        <w:pStyle w:val="BodyText"/>
-      </w:pPr>
-      <w:r>
-        <w:t xml:space="preserve">ZUEVA: Часть — мы. Часть можно взять у производителя, если их лаборатория работает по международным правилам. GLP.</w:t>
-      </w:r>
-    </w:p>
-    <w:p>
-      <w:pPr>
-        <w:pStyle w:val="BodyText"/>
-      </w:pPr>
-      <w:r>
-        <w:t xml:space="preserve">OLGA: У корейцев есть отчёты GLP. Из Сеула. Пять тестов из шести.</w:t>
-      </w:r>
-    </w:p>
-    <w:p>
-      <w:pPr>
-        <w:pStyle w:val="BodyText"/>
-      </w:pPr>
-      <w:r>
-        <w:t xml:space="preserve">ZUEVA: Пять из шести? Какого нет?</w:t>
-      </w:r>
-    </w:p>
-    <w:p>
-      <w:pPr>
-        <w:pStyle w:val="BodyText"/>
-      </w:pPr>
-      <w:r>
-        <w:t xml:space="preserve">OLGA: Имплантации. Они делали её двенадцать лет назад. Старый метод.</w:t>
-      </w:r>
-    </w:p>
-    <w:p>
-      <w:pPr>
-        <w:pStyle w:val="BodyText"/>
-      </w:pPr>
-      <w:r>
-        <w:t xml:space="preserve">ZUEVA: Тогда имплантацию делаем здесь. Заново. Двенадцать лет — это другая эпоха для эксперта.</w:t>
-      </w:r>
-    </w:p>
-    <w:p>
-      <w:pPr>
-        <w:pStyle w:val="BodyText"/>
-      </w:pPr>
-      <w:r>
-        <w:t xml:space="preserve">ALEKSEY: Сколько длится имплантация?</w:t>
-      </w:r>
-    </w:p>
-    <w:p>
-      <w:pPr>
-        <w:pStyle w:val="BodyText"/>
-      </w:pPr>
-      <w:r>
-        <w:t xml:space="preserve">ZUEVA: Двенадцать недель. Минимум. Гель должен пожить в ткани. Мы смотрим, что с ним стало.</w:t>
-      </w:r>
-    </w:p>
-    <w:p>
-      <w:pPr>
-        <w:pStyle w:val="BodyText"/>
-      </w:pPr>
-      <w:r>
-        <w:t xml:space="preserve">ALEKSEY: Двенадцать недель. Три месяца. А раньше нельзя?</w:t>
-      </w:r>
-    </w:p>
-    <w:p>
-      <w:pPr>
-        <w:pStyle w:val="BodyText"/>
-      </w:pPr>
-      <w:r>
-        <w:t xml:space="preserve">ZUEVA: Можно. Но эксперт спросит, почему так быстро. И будет ждать ещё три месяца.</w:t>
-      </w:r>
-    </w:p>
-    <w:p>
-      <w:pPr>
-        <w:pStyle w:val="BodyText"/>
-      </w:pPr>
-      <w:r>
-        <w:t xml:space="preserve">ALEKSEY: Понял. Я больше не говорю слово «ускорить». Оно у нас записано рядом с картонкой.</w:t>
-      </w:r>
-    </w:p>
-    <w:p>
-      <w:pPr>
-        <w:pStyle w:val="BodyText"/>
-      </w:pPr>
-      <w:r>
-        <w:t xml:space="preserve">ZUEVA: Какой картонкой?</w:t>
-      </w:r>
-    </w:p>
-    <w:p>
-      <w:pPr>
-        <w:pStyle w:val="BodyText"/>
-      </w:pPr>
-      <w:r>
-        <w:t xml:space="preserve">OLGA: Не спрашивайте. Это долго. У них корпоративный договор с бабушкой.</w:t>
-      </w:r>
-    </w:p>
-    <w:p>
-      <w:pPr>
-        <w:pStyle w:val="BodyText"/>
-      </w:pPr>
-      <w:r>
-        <w:t xml:space="preserve">ZUEVA: Интересная у вас компания. Ладно. А корейские отчёты переведены?</w:t>
-      </w:r>
-    </w:p>
-    <w:p>
-      <w:pPr>
-        <w:pStyle w:val="BodyText"/>
-      </w:pPr>
-      <w:r>
-        <w:t xml:space="preserve">OLGA: Переводит доктор Гарипова. По глоссарию. Каждый термин — один.</w:t>
-      </w:r>
-    </w:p>
-    <w:p>
-      <w:pPr>
-        <w:pStyle w:val="BodyText"/>
-      </w:pPr>
-      <w:r>
-        <w:t xml:space="preserve">ZUEVA: Глоссарий? У дистрибьютора? Вы меня удивляете. Обычно мне приносят отчёты, где «клетки» на одной странице, а «культура» — на другой. Эксперт видит такое за минуту и сразу ставит вопрос.</w:t>
-      </w:r>
-    </w:p>
-    <w:p>
-      <w:pPr>
-        <w:pStyle w:val="BodyText"/>
-      </w:pPr>
-      <w:r>
-        <w:t xml:space="preserve">OLGA: Мы через это прошли. На прошлой неделе. В Корее даже маркетинг исправил слово.</w:t>
-      </w:r>
-    </w:p>
-    <w:p>
-      <w:pPr>
-        <w:pStyle w:val="BodyText"/>
-      </w:pPr>
-      <w:r>
-        <w:t xml:space="preserve">ZUEVA: Тогда дальше быстрее. Технические — шесть недель. Биологические с имплантацией — четырнадцать.</w:t>
-      </w:r>
-    </w:p>
-    <w:p>
-      <w:pPr>
-        <w:pStyle w:val="BodyText"/>
-      </w:pPr>
-      <w:r>
-        <w:t xml:space="preserve">ALEKSEY: Четырнадцать недель. Конец ноября.</w:t>
-      </w:r>
-    </w:p>
-    <w:p>
-      <w:pPr>
-        <w:pStyle w:val="BodyText"/>
-      </w:pPr>
-      <w:r>
-        <w:t xml:space="preserve">ZUEVA: Конец ноября, если всё хорошо. Если гель поведёт себя плохо — будет разговор. Тяжёлый.</w:t>
-      </w:r>
-    </w:p>
-    <w:p>
-      <w:pPr>
-        <w:pStyle w:val="BodyText"/>
-      </w:pPr>
-      <w:r>
-        <w:t xml:space="preserve">ALEKSEY: А если плохо — что тогда?</w:t>
-      </w:r>
-    </w:p>
-    <w:p>
-      <w:pPr>
-        <w:pStyle w:val="BodyText"/>
-      </w:pPr>
-      <w:r>
-        <w:t xml:space="preserve">ZUEVA: Тогда напишу правду. Даже когда просят написать «немного лучше».</w:t>
-      </w:r>
-    </w:p>
-    <w:p>
-      <w:pPr>
-        <w:pStyle w:val="BodyText"/>
-      </w:pPr>
-      <w:r>
-        <w:t xml:space="preserve">OLGA: Нина Аркадьевна, это не про нас.</w:t>
-      </w:r>
-    </w:p>
-    <w:p>
-      <w:pPr>
-        <w:pStyle w:val="BodyText"/>
-      </w:pPr>
-      <w:r>
-        <w:t xml:space="preserve">ZUEVA: Я знаю. Вы бы не пришли ко мне, если бы хотели «немного лучше». Вы бы пошли в другое место. Их много. Там улыбаются чаще, чем у меня.</w:t>
-      </w:r>
-    </w:p>
-    <w:p>
-      <w:pPr>
-        <w:pStyle w:val="BodyText"/>
-      </w:pPr>
-      <w:r>
-        <w:t xml:space="preserve">ALEKSEY: Мы пришли туда, где правду пишут. Даже если она дорогая.</w:t>
-      </w:r>
-    </w:p>
-    <w:p>
-      <w:pPr>
-        <w:pStyle w:val="BodyText"/>
-      </w:pPr>
-      <w:r>
-        <w:t xml:space="preserve">ZUEVA: Дорогая. Вот это вы скоро узнаете. Позовите вашего финансиста.</w:t>
+        <w:t xml:space="preserve">ZUEVA: Вот программа испытаний, она состоит из двух частей: технические и биологические. Начнём с технических.</w:t>
+      </w:r>
+    </w:p>
+    <w:p>
+      <w:pPr>
+        <w:pStyle w:val="BodyText"/>
+      </w:pPr>
+      <w:r>
+        <w:t xml:space="preserve">ALEKSEY: А что именно вы проверяете в геле во время технических испытаний?</w:t>
+      </w:r>
+    </w:p>
+    <w:p>
+      <w:pPr>
+        <w:pStyle w:val="BodyText"/>
+      </w:pPr>
+      <w:r>
+        <w:t xml:space="preserve">ZUEVA: Вязкость, кислотность и объём в шприце. Силу, с которой гель выходит из иглы. Стерильность и эндотоксины. И ещё что гель отдаёт в окружающую среду. То есть всё, что может навредить пациентке.</w:t>
+      </w:r>
+    </w:p>
+    <w:p>
+      <w:pPr>
+        <w:pStyle w:val="BodyText"/>
+      </w:pPr>
+      <w:r>
+        <w:t xml:space="preserve">ALEKSEY: Сила, с которой гель выходит из иглы? Неужели это тоже важно?</w:t>
+      </w:r>
+    </w:p>
+    <w:p>
+      <w:pPr>
+        <w:pStyle w:val="BodyText"/>
+      </w:pPr>
+      <w:r>
+        <w:t xml:space="preserve">ZUEVA: Очень важно. Если гель выходит рывками, врач не контролирует дозу. А лицо — не стенка, которую красят.</w:t>
+      </w:r>
+    </w:p>
+    <w:p>
+      <w:pPr>
+        <w:pStyle w:val="BodyText"/>
+      </w:pPr>
+      <w:r>
+        <w:t xml:space="preserve">OLGA: Нина Аркадьевна всегда говорит образами, так что привыкайте.</w:t>
+      </w:r>
+    </w:p>
+    <w:p>
+      <w:pPr>
+        <w:pStyle w:val="BodyText"/>
+      </w:pPr>
+      <w:r>
+        <w:t xml:space="preserve">ZUEVA: Потому что образы запоминают лучше, чем цифры. Вторая часть — биологические: цитотоксичность, раздражение, сенсибилизация, имплантация и генотоксичность.</w:t>
+      </w:r>
+    </w:p>
+    <w:p>
+      <w:pPr>
+        <w:pStyle w:val="BodyText"/>
+      </w:pPr>
+      <w:r>
+        <w:t xml:space="preserve">ALEKSEY: Простите, но из всего этого списка я понял только слово «раздражение».</w:t>
+      </w:r>
+    </w:p>
+    <w:p>
+      <w:pPr>
+        <w:pStyle w:val="BodyText"/>
+      </w:pPr>
+      <w:r>
+        <w:t xml:space="preserve">ZUEVA: Хорошо, скажу по-простому. Мы проверяем, не убивает ли гель клетки и не вызывает ли он аллергию. Не раздражает ли он ткань и как ведёт себя, когда живёт в теле. И, наконец, не портит ли он гены.</w:t>
+      </w:r>
+    </w:p>
+    <w:p>
+      <w:pPr>
+        <w:pStyle w:val="BodyText"/>
+      </w:pPr>
+      <w:r>
+        <w:t xml:space="preserve">ALEKSEY: И всё это делаете вы сами, здесь, в вашей лаборатории?</w:t>
+      </w:r>
+    </w:p>
+    <w:p>
+      <w:pPr>
+        <w:pStyle w:val="BodyText"/>
+      </w:pPr>
+      <w:r>
+        <w:t xml:space="preserve">ZUEVA: Часть делаем мы, а часть можно взять у производителя, если их лаборатория работает по международным правилам GLP.</w:t>
+      </w:r>
+    </w:p>
+    <w:p>
+      <w:pPr>
+        <w:pStyle w:val="BodyText"/>
+      </w:pPr>
+      <w:r>
+        <w:t xml:space="preserve">OLGA: У корейцев есть отчёты GLP из Сеула. Там пять тестов из шести.</w:t>
+      </w:r>
+    </w:p>
+    <w:p>
+      <w:pPr>
+        <w:pStyle w:val="BodyText"/>
+      </w:pPr>
+      <w:r>
+        <w:t xml:space="preserve">ZUEVA: Пять из шести? А какого теста у них не хватает?</w:t>
+      </w:r>
+    </w:p>
+    <w:p>
+      <w:pPr>
+        <w:pStyle w:val="BodyText"/>
+      </w:pPr>
+      <w:r>
+        <w:t xml:space="preserve">OLGA: Имплантации. Они делали её двенадцать лет назад, ещё старым методом.</w:t>
+      </w:r>
+    </w:p>
+    <w:p>
+      <w:pPr>
+        <w:pStyle w:val="BodyText"/>
+      </w:pPr>
+      <w:r>
+        <w:t xml:space="preserve">ZUEVA: Тогда имплантацию делаем здесь заново. Двенадцать лет для эксперта — это совсем другая эпоха.</w:t>
+      </w:r>
+    </w:p>
+    <w:p>
+      <w:pPr>
+        <w:pStyle w:val="BodyText"/>
+      </w:pPr>
+      <w:r>
+        <w:t xml:space="preserve">ALEKSEY: А сколько времени занимает этот тест на имплантацию?</w:t>
+      </w:r>
+    </w:p>
+    <w:p>
+      <w:pPr>
+        <w:pStyle w:val="BodyText"/>
+      </w:pPr>
+      <w:r>
+        <w:t xml:space="preserve">ZUEVA: Двенадцать недель, и это минимум. Гель должен пожить в ткани, а потом мы смотрим, что с ним стало.</w:t>
+      </w:r>
+    </w:p>
+    <w:p>
+      <w:pPr>
+        <w:pStyle w:val="BodyText"/>
+      </w:pPr>
+      <w:r>
+        <w:t xml:space="preserve">ALEKSEY: Двенадцать недель — это же целых три месяца. А раньше никак нельзя?</w:t>
+      </w:r>
+    </w:p>
+    <w:p>
+      <w:pPr>
+        <w:pStyle w:val="BodyText"/>
+      </w:pPr>
+      <w:r>
+        <w:t xml:space="preserve">ZUEVA: Можно. Но тогда эксперт спросит, почему так быстро, и будет ждать ещё три месяца.</w:t>
+      </w:r>
+    </w:p>
+    <w:p>
+      <w:pPr>
+        <w:pStyle w:val="BodyText"/>
+      </w:pPr>
+      <w:r>
+        <w:t xml:space="preserve">ALEKSEY: Понял. Я больше не говорю слово «ускорить», оно у нас даже записано рядом с картонкой.</w:t>
+      </w:r>
+    </w:p>
+    <w:p>
+      <w:pPr>
+        <w:pStyle w:val="BodyText"/>
+      </w:pPr>
+      <w:r>
+        <w:t xml:space="preserve">ZUEVA: С какой ещё картонкой? Я что-то не поняла, о чём вы говорите.</w:t>
+      </w:r>
+    </w:p>
+    <w:p>
+      <w:pPr>
+        <w:pStyle w:val="BodyText"/>
+      </w:pPr>
+      <w:r>
+        <w:t xml:space="preserve">OLGA: Лучше не спрашивайте, это долгая история. У них корпоративный договор с бабушкой.</w:t>
+      </w:r>
+    </w:p>
+    <w:p>
+      <w:pPr>
+        <w:pStyle w:val="BodyText"/>
+      </w:pPr>
+      <w:r>
+        <w:t xml:space="preserve">ZUEVA: Интересная у вас компания. Ладно, а корейские отчёты у вас уже переведены?</w:t>
+      </w:r>
+    </w:p>
+    <w:p>
+      <w:pPr>
+        <w:pStyle w:val="BodyText"/>
+      </w:pPr>
+      <w:r>
+        <w:t xml:space="preserve">OLGA: Их переводит доктор Гарипова по глоссарию, и каждый термин у нас только один.</w:t>
+      </w:r>
+    </w:p>
+    <w:p>
+      <w:pPr>
+        <w:pStyle w:val="BodyText"/>
+      </w:pPr>
+      <w:r>
+        <w:t xml:space="preserve">ZUEVA: Глоссарий? У дистрибьютора? Вы меня удивляете. Обычно мне приносят отчёты, где на одной странице «клетки», а на другой «культура». Эксперт видит такое за минуту и сразу ставит вопрос, а потом ещё долго не доверяет всему остальному.</w:t>
+      </w:r>
+    </w:p>
+    <w:p>
+      <w:pPr>
+        <w:pStyle w:val="BodyText"/>
+      </w:pPr>
+      <w:r>
+        <w:t xml:space="preserve">OLGA: Мы через это уже прошли на прошлой неделе. В Корее даже маркетинг исправил своё слово.</w:t>
+      </w:r>
+    </w:p>
+    <w:p>
+      <w:pPr>
+        <w:pStyle w:val="BodyText"/>
+      </w:pPr>
+      <w:r>
+        <w:t xml:space="preserve">ZUEVA: Тогда дальше пойдёт быстрее. Технические займут шесть недель, а биологические с имплантацией — четырнадцать.</w:t>
+      </w:r>
+    </w:p>
+    <w:p>
+      <w:pPr>
+        <w:pStyle w:val="BodyText"/>
+      </w:pPr>
+      <w:r>
+        <w:t xml:space="preserve">ALEKSEY: Четырнадцать недель… Значит, мы получим результаты только в конце ноября.</w:t>
+      </w:r>
+    </w:p>
+    <w:p>
+      <w:pPr>
+        <w:pStyle w:val="BodyText"/>
+      </w:pPr>
+      <w:r>
+        <w:t xml:space="preserve">ZUEVA: В конце ноября, если всё будет хорошо. А если гель поведёт себя плохо, будет разговор, и тяжёлый.</w:t>
+      </w:r>
+    </w:p>
+    <w:p>
+      <w:pPr>
+        <w:pStyle w:val="BodyText"/>
+      </w:pPr>
+      <w:r>
+        <w:t xml:space="preserve">ALEKSEY: А если результат будет плохим, что тогда вы будете делать?</w:t>
+      </w:r>
+    </w:p>
+    <w:p>
+      <w:pPr>
+        <w:pStyle w:val="BodyText"/>
+      </w:pPr>
+      <w:r>
+        <w:t xml:space="preserve">ZUEVA: Тогда я напишу правду. Даже когда меня просят написать «немного лучше».</w:t>
+      </w:r>
+    </w:p>
+    <w:p>
+      <w:pPr>
+        <w:pStyle w:val="BodyText"/>
+      </w:pPr>
+      <w:r>
+        <w:t xml:space="preserve">OLGA: Нина Аркадьевна, это точно не про нас, вы же меня знаете.</w:t>
+      </w:r>
+    </w:p>
+    <w:p>
+      <w:pPr>
+        <w:pStyle w:val="BodyText"/>
+      </w:pPr>
+      <w:r>
+        <w:t xml:space="preserve">ZUEVA: Я знаю. Вы бы не пришли ко мне, если бы хотели «немного лучше». Вы бы пошли в другое место, а таких мест много. И там улыбаются гораздо чаще, чем у меня, особенно когда им платят наличными.</w:t>
+      </w:r>
+    </w:p>
+    <w:p>
+      <w:pPr>
+        <w:pStyle w:val="BodyText"/>
+      </w:pPr>
+      <w:r>
+        <w:t xml:space="preserve">ALEKSEY: А мы пришли туда, где пишут правду, даже если она дорогая.</w:t>
+      </w:r>
+    </w:p>
+    <w:p>
+      <w:pPr>
+        <w:pStyle w:val="BodyText"/>
+      </w:pPr>
+      <w:r>
+        <w:t xml:space="preserve">ZUEVA: Да, дорогая, и это вы скоро узнаете сами. Позовите-ка вашего финансиста.</w:t>
       </w:r>
     </w:p>
     <w:bookmarkEnd w:id="22"/>
@@ -787,239 +787,239 @@
         <w:pStyle w:val="FirstParagraph"/>
       </w:pPr>
       <w:r>
-        <w:t xml:space="preserve">IRINA: Здравствуйте, Нина Аркадьевна. Ирина Белова. Финансы. Я ждала в коридоре. Сколько?</w:t>
-      </w:r>
-    </w:p>
-    <w:p>
-      <w:pPr>
-        <w:pStyle w:val="BodyText"/>
-      </w:pPr>
-      <w:r>
-        <w:t xml:space="preserve">ZUEVA: Технические — восемьсот тысяч. Биологические с имплантацией — миллион шестьсот. Всего два миллиона четыреста.</w:t>
-      </w:r>
-    </w:p>
-    <w:p>
-      <w:pPr>
-        <w:pStyle w:val="BodyText"/>
-      </w:pPr>
-      <w:r>
-        <w:t xml:space="preserve">IRINA: Два четыреста. А корейские отчёты GLP уменьшают сумму?</w:t>
-      </w:r>
-    </w:p>
-    <w:p>
-      <w:pPr>
-        <w:pStyle w:val="BodyText"/>
-      </w:pPr>
-      <w:r>
-        <w:t xml:space="preserve">ZUEVA: Уже уменьшили. Без них было бы три с половиной.</w:t>
-      </w:r>
-    </w:p>
-    <w:p>
-      <w:pPr>
-        <w:pStyle w:val="BodyText"/>
-      </w:pPr>
-      <w:r>
-        <w:t xml:space="preserve">IRINA: Спасибо госпоже Чон. Она это заработала в прошлом году, а мы получаем сейчас.</w:t>
-      </w:r>
-    </w:p>
-    <w:p>
-      <w:pPr>
-        <w:pStyle w:val="BodyText"/>
-      </w:pPr>
-      <w:r>
-        <w:t xml:space="preserve">ZUEVA: Предоплата сто процентов. Так у нас принято с новыми клиентами.</w:t>
-      </w:r>
-    </w:p>
-    <w:p>
-      <w:pPr>
-        <w:pStyle w:val="BodyText"/>
-      </w:pPr>
-      <w:r>
-        <w:t xml:space="preserve">IRINA: Сто процентов в сентябре — тяжело. В конце сентября — тринадцать поставщику.</w:t>
-      </w:r>
-    </w:p>
-    <w:p>
-      <w:pPr>
-        <w:pStyle w:val="BodyText"/>
-      </w:pPr>
-      <w:r>
-        <w:t xml:space="preserve">ZUEVA: Это не моя проблема, Ирина Сергеевна. Вы же понимаете.</w:t>
-      </w:r>
-    </w:p>
-    <w:p>
-      <w:pPr>
-        <w:pStyle w:val="BodyText"/>
-      </w:pPr>
-      <w:r>
-        <w:t xml:space="preserve">IRINA: Тогда — решение. Тридцать процентов сейчас, сорок после технических, тридцать после протокола.</w:t>
-      </w:r>
-    </w:p>
-    <w:p>
-      <w:pPr>
-        <w:pStyle w:val="BodyText"/>
-      </w:pPr>
-      <w:r>
-        <w:t xml:space="preserve">ZUEVA: А если вы не заплатите последние тридцать?</w:t>
-      </w:r>
-    </w:p>
-    <w:p>
-      <w:pPr>
-        <w:pStyle w:val="BodyText"/>
-      </w:pPr>
-      <w:r>
-        <w:t xml:space="preserve">IRINA: Тогда вы не отдадите нам протокол. Без протокола у нас нет регистрации. Это лучшая гарантия, которая у вас может быть. Лучше любой предоплаты, поверьте, Нина Аркадьевна.</w:t>
-      </w:r>
-    </w:p>
-    <w:p>
-      <w:pPr>
-        <w:pStyle w:val="BodyText"/>
-      </w:pPr>
-      <w:r>
-        <w:t xml:space="preserve">ZUEVA: Логично. Как вы платите? Наличными многие предлагают скидку.</w:t>
-      </w:r>
-    </w:p>
-    <w:p>
-      <w:pPr>
-        <w:pStyle w:val="BodyText"/>
-      </w:pPr>
-      <w:r>
-        <w:t xml:space="preserve">IRINA: Только безнал. Никаких наличных. Это пункт первый нашего корпоративного договора.</w:t>
-      </w:r>
-    </w:p>
-    <w:p>
-      <w:pPr>
-        <w:pStyle w:val="BodyText"/>
-      </w:pPr>
-      <w:r>
-        <w:t xml:space="preserve">ZUEVA: Ладно. Тридцать, сорок, тридцать. Безнал. Договор — сегодня. Но одно условие.</w:t>
-      </w:r>
-    </w:p>
-    <w:p>
-      <w:pPr>
-        <w:pStyle w:val="BodyText"/>
-      </w:pPr>
-      <w:r>
-        <w:t xml:space="preserve">IRINA: Какое?</w:t>
-      </w:r>
-    </w:p>
-    <w:p>
-      <w:pPr>
-        <w:pStyle w:val="BodyText"/>
-      </w:pPr>
-      <w:r>
-        <w:t xml:space="preserve">ZUEVA: Если вопросы по корейским отчётам — отвечает госпожа Чон. Лично.</w:t>
-      </w:r>
-    </w:p>
-    <w:p>
-      <w:pPr>
-        <w:pStyle w:val="BodyText"/>
-      </w:pPr>
-      <w:r>
-        <w:t xml:space="preserve">OLGA: Через одного. Доюна. Он живой словарь.</w:t>
-      </w:r>
-    </w:p>
-    <w:p>
-      <w:pPr>
-        <w:pStyle w:val="BodyText"/>
-      </w:pPr>
-      <w:r>
-        <w:t xml:space="preserve">ZUEVA: Один переводчик — нормально. Десять — это телефон испорченный.</w:t>
-      </w:r>
-    </w:p>
-    <w:p>
-      <w:pPr>
-        <w:pStyle w:val="BodyText"/>
-      </w:pPr>
-      <w:r>
-        <w:t xml:space="preserve">IRINA: Значит, сейчас платим семьсот двадцать тысяч. Остальное — в октябре и в декабре.</w:t>
-      </w:r>
-    </w:p>
-    <w:p>
-      <w:pPr>
-        <w:pStyle w:val="BodyText"/>
-      </w:pPr>
-      <w:r>
-        <w:t xml:space="preserve">ALEKSEY: Ирина, это значит, что в сентябре нам нужно меньше?</w:t>
-      </w:r>
-    </w:p>
-    <w:p>
-      <w:pPr>
-        <w:pStyle w:val="BodyText"/>
-      </w:pPr>
-      <w:r>
-        <w:t xml:space="preserve">IRINA: Нет. В сентябре нам нужно столько же. Тринадцать — поставщику. Это не меняется. Но в октябре нам будет чем платить зарплату. Сентябрь и октябрь — это разные месяцы в нашей таблице.</w:t>
-      </w:r>
-    </w:p>
-    <w:p>
-      <w:pPr>
-        <w:pStyle w:val="BodyText"/>
-      </w:pPr>
-      <w:r>
-        <w:t xml:space="preserve">ZUEVA: Вы считаете на три месяца вперёд. Это редкость у дистрибьюторов.</w:t>
-      </w:r>
-    </w:p>
-    <w:p>
-      <w:pPr>
-        <w:pStyle w:val="BodyText"/>
-      </w:pPr>
-      <w:r>
-        <w:t xml:space="preserve">IRINA: Я бывший аудитор. Считаю на три года назад и три месяца вперёд.</w:t>
-      </w:r>
-    </w:p>
-    <w:p>
-      <w:pPr>
-        <w:pStyle w:val="BodyText"/>
-      </w:pPr>
-      <w:r>
-        <w:t xml:space="preserve">ZUEVA: Тогда вы сработаетесь с экспертами. Они тоже смотрят назад. Всегда.</w:t>
-      </w:r>
-    </w:p>
-    <w:p>
-      <w:pPr>
-        <w:pStyle w:val="BodyText"/>
-      </w:pPr>
-      <w:r>
-        <w:t xml:space="preserve">ALEKSEY: Нина Аркадьевна, спасибо. Можно последний вопрос?</w:t>
-      </w:r>
-    </w:p>
-    <w:p>
-      <w:pPr>
-        <w:pStyle w:val="BodyText"/>
-      </w:pPr>
-      <w:r>
-        <w:t xml:space="preserve">ZUEVA: Можно. Только не про «ускорить».</w:t>
-      </w:r>
-    </w:p>
-    <w:p>
-      <w:pPr>
-        <w:pStyle w:val="BodyText"/>
-      </w:pPr>
-      <w:r>
-        <w:t xml:space="preserve">ALEKSEY: Нет. Почему вы стали работать в лаборатории?</w:t>
-      </w:r>
-    </w:p>
-    <w:p>
-      <w:pPr>
-        <w:pStyle w:val="BodyText"/>
-      </w:pPr>
-      <w:r>
-        <w:t xml:space="preserve">ZUEVA: Потому что в девяностые здесь было три лаборатории, которые писали что угодно за деньги. Я хотела, чтобы была хотя бы одна, которая пишет правду. Тридцать лет держу.</w:t>
-      </w:r>
-    </w:p>
-    <w:p>
-      <w:pPr>
-        <w:pStyle w:val="BodyText"/>
-      </w:pPr>
-      <w:r>
-        <w:t xml:space="preserve">ALEKSEY: Как моя бабушка. Она сорок лет не брала коробки без надписей.</w:t>
-      </w:r>
-    </w:p>
-    <w:p>
-      <w:pPr>
-        <w:pStyle w:val="BodyText"/>
-      </w:pPr>
-      <w:r>
-        <w:t xml:space="preserve">ZUEVA: Передайте бабушке: у нас одна работа. У меня микроскоп, у неё — глаза.</w:t>
+        <w:t xml:space="preserve">IRINA: Здравствуйте, Нина Аркадьевна. Я Ирина Белова, отвечаю за финансы, и ждала в коридоре. Сколько это будет стоить?</w:t>
+      </w:r>
+    </w:p>
+    <w:p>
+      <w:pPr>
+        <w:pStyle w:val="BodyText"/>
+      </w:pPr>
+      <w:r>
+        <w:t xml:space="preserve">ZUEVA: Технические испытания стоят восемьсот тысяч, а биологические с имплантацией — миллион шестьсот. Всего два миллиона четыреста.</w:t>
+      </w:r>
+    </w:p>
+    <w:p>
+      <w:pPr>
+        <w:pStyle w:val="BodyText"/>
+      </w:pPr>
+      <w:r>
+        <w:t xml:space="preserve">IRINA: Два миллиона четыреста. А корейские отчёты GLP как-то уменьшают эту сумму?</w:t>
+      </w:r>
+    </w:p>
+    <w:p>
+      <w:pPr>
+        <w:pStyle w:val="BodyText"/>
+      </w:pPr>
+      <w:r>
+        <w:t xml:space="preserve">ZUEVA: Они её уже уменьшили. Без них было бы три с половиной миллиона.</w:t>
+      </w:r>
+    </w:p>
+    <w:p>
+      <w:pPr>
+        <w:pStyle w:val="BodyText"/>
+      </w:pPr>
+      <w:r>
+        <w:t xml:space="preserve">IRINA: Тогда спасибо госпоже Чон. Она это заработала в прошлом году, а мы получаем сейчас.</w:t>
+      </w:r>
+    </w:p>
+    <w:p>
+      <w:pPr>
+        <w:pStyle w:val="BodyText"/>
+      </w:pPr>
+      <w:r>
+        <w:t xml:space="preserve">ZUEVA: Предоплата сто процентов. Так у нас принято со всеми новыми клиентами, без исключений.</w:t>
+      </w:r>
+    </w:p>
+    <w:p>
+      <w:pPr>
+        <w:pStyle w:val="BodyText"/>
+      </w:pPr>
+      <w:r>
+        <w:t xml:space="preserve">IRINA: Сто процентов в сентябре — это для нас очень тяжело, потому что в конце сентября мы платим тринадцать миллионов поставщику.</w:t>
+      </w:r>
+    </w:p>
+    <w:p>
+      <w:pPr>
+        <w:pStyle w:val="BodyText"/>
+      </w:pPr>
+      <w:r>
+        <w:t xml:space="preserve">ZUEVA: Но это не моя проблема, Ирина Сергеевна. Вы же сами это понимаете.</w:t>
+      </w:r>
+    </w:p>
+    <w:p>
+      <w:pPr>
+        <w:pStyle w:val="BodyText"/>
+      </w:pPr>
+      <w:r>
+        <w:t xml:space="preserve">IRINA: Понимаю, поэтому предлагаю решение, а не проблему: тридцать процентов сейчас, сорок после технических и тридцать после протокола.</w:t>
+      </w:r>
+    </w:p>
+    <w:p>
+      <w:pPr>
+        <w:pStyle w:val="BodyText"/>
+      </w:pPr>
+      <w:r>
+        <w:t xml:space="preserve">ZUEVA: А если вы не заплатите последние тридцать процентов? Что я тогда буду делать?</w:t>
+      </w:r>
+    </w:p>
+    <w:p>
+      <w:pPr>
+        <w:pStyle w:val="BodyText"/>
+      </w:pPr>
+      <w:r>
+        <w:t xml:space="preserve">IRINA: Тогда вы просто не отдадите нам протокол. А без протокола у нас нет регистрации. Это лучшая гарантия, которая у вас может быть, лучше любой предоплаты, поверьте, Нина Аркадьевна. Мы больше всех заинтересованы в том, чтобы заплатить вовремя.</w:t>
+      </w:r>
+    </w:p>
+    <w:p>
+      <w:pPr>
+        <w:pStyle w:val="BodyText"/>
+      </w:pPr>
+      <w:r>
+        <w:t xml:space="preserve">ZUEVA: Логично, тут не поспоришь. А как вы будете платить? Многие предлагают скидку за наличные.</w:t>
+      </w:r>
+    </w:p>
+    <w:p>
+      <w:pPr>
+        <w:pStyle w:val="BodyText"/>
+      </w:pPr>
+      <w:r>
+        <w:t xml:space="preserve">IRINA: Только безналичный расчёт, никаких наличных. Это первый пункт нашего корпоративного договора.</w:t>
+      </w:r>
+    </w:p>
+    <w:p>
+      <w:pPr>
+        <w:pStyle w:val="BodyText"/>
+      </w:pPr>
+      <w:r>
+        <w:t xml:space="preserve">ZUEVA: Ладно: тридцать, сорок, тридцать, и всё безналом. Договор подпишем сегодня, но у меня есть одно условие.</w:t>
+      </w:r>
+    </w:p>
+    <w:p>
+      <w:pPr>
+        <w:pStyle w:val="BodyText"/>
+      </w:pPr>
+      <w:r>
+        <w:t xml:space="preserve">IRINA: Какое условие? Если оно разумное, мы, конечно, согласимся.</w:t>
+      </w:r>
+    </w:p>
+    <w:p>
+      <w:pPr>
+        <w:pStyle w:val="BodyText"/>
+      </w:pPr>
+      <w:r>
+        <w:t xml:space="preserve">ZUEVA: Если будут вопросы по корейским отчётам, отвечает госпожа Чон лично.</w:t>
+      </w:r>
+    </w:p>
+    <w:p>
+      <w:pPr>
+        <w:pStyle w:val="BodyText"/>
+      </w:pPr>
+      <w:r>
+        <w:t xml:space="preserve">OLGA: Через одного переводчика, Доюна. Он у нас живой словарь.</w:t>
+      </w:r>
+    </w:p>
+    <w:p>
+      <w:pPr>
+        <w:pStyle w:val="BodyText"/>
+      </w:pPr>
+      <w:r>
+        <w:t xml:space="preserve">ZUEVA: Один переводчик — это нормально. А десять переводчиков — это уже испорченный телефон.</w:t>
+      </w:r>
+    </w:p>
+    <w:p>
+      <w:pPr>
+        <w:pStyle w:val="BodyText"/>
+      </w:pPr>
+      <w:r>
+        <w:t xml:space="preserve">IRINA: Значит, сейчас мы платим семьсот двадцать тысяч, а остальное — в октябре и в декабре.</w:t>
+      </w:r>
+    </w:p>
+    <w:p>
+      <w:pPr>
+        <w:pStyle w:val="BodyText"/>
+      </w:pPr>
+      <w:r>
+        <w:t xml:space="preserve">ALEKSEY: Ирина, значит ли это, что в сентябре нам теперь нужно меньше денег?</w:t>
+      </w:r>
+    </w:p>
+    <w:p>
+      <w:pPr>
+        <w:pStyle w:val="BodyText"/>
+      </w:pPr>
+      <w:r>
+        <w:t xml:space="preserve">IRINA: Нет, в сентябре нам нужно столько же: тринадцать миллионов поставщику, и это не меняется. Но в октябре нам будет чем платить зарплату. Сентябрь и октябрь — это разные месяцы в нашей таблице, и каждый из них нужно пережить отдельно.</w:t>
+      </w:r>
+    </w:p>
+    <w:p>
+      <w:pPr>
+        <w:pStyle w:val="BodyText"/>
+      </w:pPr>
+      <w:r>
+        <w:t xml:space="preserve">ZUEVA: Вы считаете на три месяца вперёд. Для дистрибьюторов это большая редкость.</w:t>
+      </w:r>
+    </w:p>
+    <w:p>
+      <w:pPr>
+        <w:pStyle w:val="BodyText"/>
+      </w:pPr>
+      <w:r>
+        <w:t xml:space="preserve">IRINA: Я бывший аудитор, поэтому считаю на три года назад и на три месяца вперёд.</w:t>
+      </w:r>
+    </w:p>
+    <w:p>
+      <w:pPr>
+        <w:pStyle w:val="BodyText"/>
+      </w:pPr>
+      <w:r>
+        <w:t xml:space="preserve">ZUEVA: Тогда вы сработаетесь с экспертами, потому что они тоже всегда смотрят назад.</w:t>
+      </w:r>
+    </w:p>
+    <w:p>
+      <w:pPr>
+        <w:pStyle w:val="BodyText"/>
+      </w:pPr>
+      <w:r>
+        <w:t xml:space="preserve">ALEKSEY: Нина Аркадьевна, большое спасибо. Можно задать вам последний вопрос?</w:t>
+      </w:r>
+    </w:p>
+    <w:p>
+      <w:pPr>
+        <w:pStyle w:val="BodyText"/>
+      </w:pPr>
+      <w:r>
+        <w:t xml:space="preserve">ZUEVA: Можно, только не про «ускорить». Это слово я сегодня уже слышала.</w:t>
+      </w:r>
+    </w:p>
+    <w:p>
+      <w:pPr>
+        <w:pStyle w:val="BodyText"/>
+      </w:pPr>
+      <w:r>
+        <w:t xml:space="preserve">ALEKSEY: Нет, не про это. Скажите, почему вы стали работать в лаборатории?</w:t>
+      </w:r>
+    </w:p>
+    <w:p>
+      <w:pPr>
+        <w:pStyle w:val="BodyText"/>
+      </w:pPr>
+      <w:r>
+        <w:t xml:space="preserve">ZUEVA: Потому что в девяностые здесь было три лаборатории, которые писали что угодно за деньги. Я хотела, чтобы была хотя бы одна, которая пишет правду. И вот уже тридцать лет я её держу, хотя предлагали всякое.</w:t>
+      </w:r>
+    </w:p>
+    <w:p>
+      <w:pPr>
+        <w:pStyle w:val="BodyText"/>
+      </w:pPr>
+      <w:r>
+        <w:t xml:space="preserve">ALEKSEY: Совсем как моя бабушка. Она сорок лет не принимала коробки без надписей.</w:t>
+      </w:r>
+    </w:p>
+    <w:p>
+      <w:pPr>
+        <w:pStyle w:val="BodyText"/>
+      </w:pPr>
+      <w:r>
+        <w:t xml:space="preserve">ZUEVA: Передайте бабушке, что у нас с ней одна работа: у меня микроскоп, а у неё глаза.</w:t>
       </w:r>
     </w:p>
     <w:bookmarkEnd w:id="23"/>
@@ -1037,199 +1037,199 @@
         <w:pStyle w:val="FirstParagraph"/>
       </w:pPr>
       <w:r>
-        <w:t xml:space="preserve">IRINA: Пятница. Таблица. Разговор, который мы обещали. Садитесь все.</w:t>
-      </w:r>
-    </w:p>
-    <w:p>
-      <w:pPr>
-        <w:pStyle w:val="BodyText"/>
-      </w:pPr>
-      <w:r>
-        <w:t xml:space="preserve">ALEKSEY: Я готов. Предложение простое. Банк даст ещё пять миллионов под квартиру. Оценка позволяет.</w:t>
-      </w:r>
-    </w:p>
-    <w:p>
-      <w:pPr>
-        <w:pStyle w:val="BodyText"/>
-      </w:pPr>
-      <w:r>
-        <w:t xml:space="preserve">IRINA: Позволяет. До девяти миллионов всего. Уже взяли четыре. Можно ещё пять.</w:t>
-      </w:r>
-    </w:p>
-    <w:p>
-      <w:pPr>
-        <w:pStyle w:val="BodyText"/>
-      </w:pPr>
-      <w:r>
-        <w:t xml:space="preserve">ALEKSEY: Тогда закрываем дыру. Три и семь от Сейджина, восемьсот тысяч от нас, три на счёте, пять от банка. Двенадцать с половиной. Почти вся дыра закрыта одним звонком в банк.</w:t>
-      </w:r>
-    </w:p>
-    <w:p>
-      <w:pPr>
-        <w:pStyle w:val="BodyText"/>
-      </w:pPr>
-      <w:r>
-        <w:t xml:space="preserve">OLGA: Полмиллиона не хватает. Как всегда.</w:t>
-      </w:r>
-    </w:p>
-    <w:p>
-      <w:pPr>
-        <w:pStyle w:val="BodyText"/>
-      </w:pPr>
-      <w:r>
-        <w:t xml:space="preserve">IRINA: Полмиллиона — это не главное. Главное — платёж по кредиту. Сейчас семьдесят две тысячи. Будет сто шестьдесят.</w:t>
-      </w:r>
-    </w:p>
-    <w:p>
-      <w:pPr>
-        <w:pStyle w:val="BodyText"/>
-      </w:pPr>
-      <w:r>
-        <w:t xml:space="preserve">ALEKSEY: Сто шестьдесят в месяц. Компания платит мне пятьдесят.</w:t>
-      </w:r>
-    </w:p>
-    <w:p>
-      <w:pPr>
-        <w:pStyle w:val="BodyText"/>
-      </w:pPr>
-      <w:r>
-        <w:t xml:space="preserve">IRINA: Значит, каждый месяц — минус сто десять тысяч из вашего кармана. Отложенный год кончится через семь месяцев, а не через двенадцать. Это простая арифметика, Алексей, без всяких эмоций.</w:t>
-      </w:r>
-    </w:p>
-    <w:p>
-      <w:pPr>
-        <w:pStyle w:val="BodyText"/>
-      </w:pPr>
-      <w:r>
-        <w:t xml:space="preserve">ALEKSEY: А регистрация будет через пятнадцать.</w:t>
-      </w:r>
-    </w:p>
-    <w:p>
-      <w:pPr>
-        <w:pStyle w:val="BodyText"/>
-      </w:pPr>
-      <w:r>
-        <w:t xml:space="preserve">IRINA: Вот. Восемь месяцев вы не сможете платить банку. Если ничего не изменится.</w:t>
-      </w:r>
-    </w:p>
-    <w:p>
-      <w:pPr>
-        <w:pStyle w:val="BodyText"/>
-      </w:pPr>
-      <w:r>
-        <w:t xml:space="preserve">ALEKSEY: Изменится. Будут продажи. Будет инвестор. Ланской.</w:t>
-      </w:r>
-    </w:p>
-    <w:p>
-      <w:pPr>
-        <w:pStyle w:val="BodyText"/>
-      </w:pPr>
-      <w:r>
-        <w:t xml:space="preserve">IRINA: «Будут» — это не строка в таблице. Это надежда. Президент Юн сказал: «Надежду я не продаю».</w:t>
-      </w:r>
-    </w:p>
-    <w:p>
-      <w:pPr>
-        <w:pStyle w:val="BodyText"/>
-      </w:pPr>
-      <w:r>
-        <w:t xml:space="preserve">OLGA: Белова, а что вы предлагаете? Без пяти миллионов мы не заплатим в сентябре. Тогда доверие кончится. Второй раз не дают. Это намного хуже любого банковского кредита.</w:t>
-      </w:r>
-    </w:p>
-    <w:p>
-      <w:pPr>
-        <w:pStyle w:val="BodyText"/>
-      </w:pPr>
-      <w:r>
-        <w:t xml:space="preserve">IRINA: Я знаю. Поэтому я не говорю «нет». Я говорю «да, но с условиями».</w:t>
-      </w:r>
-    </w:p>
-    <w:p>
-      <w:pPr>
-        <w:pStyle w:val="BodyText"/>
-      </w:pPr>
-      <w:r>
-        <w:t xml:space="preserve">ALEKSEY: Какими?</w:t>
-      </w:r>
-    </w:p>
-    <w:p>
-      <w:pPr>
-        <w:pStyle w:val="BodyText"/>
-      </w:pPr>
-      <w:r>
-        <w:t xml:space="preserve">IRINA: Первое. Компания возвращает ваши займы первыми. Как только появятся деньги, до любых премий и дивидендов. Записываем в протокол. Это ваша защита, Алексей, а не наша щедрость.</w:t>
-      </w:r>
-    </w:p>
-    <w:p>
-      <w:pPr>
-        <w:pStyle w:val="BodyText"/>
-      </w:pPr>
-      <w:r>
-        <w:t xml:space="preserve">ALEKSEY: Согласен.</w:t>
-      </w:r>
-    </w:p>
-    <w:p>
-      <w:pPr>
-        <w:pStyle w:val="BodyText"/>
-      </w:pPr>
-      <w:r>
-        <w:t xml:space="preserve">IRINA: Второе. Деньги инвестора — сначала на ваш второй кредит.</w:t>
-      </w:r>
-    </w:p>
-    <w:p>
-      <w:pPr>
-        <w:pStyle w:val="BodyText"/>
-      </w:pPr>
-      <w:r>
-        <w:t xml:space="preserve">OLGA: Это справедливо. Он рискует крышей, мы — нет.</w:t>
-      </w:r>
-    </w:p>
-    <w:p>
-      <w:pPr>
-        <w:pStyle w:val="BodyText"/>
-      </w:pPr>
-      <w:r>
-        <w:t xml:space="preserve">IRINA: Третье. Последние полмиллиона закрываем мы с Ольгой Петровной. Мы отказываемся от зарплаты на три месяца.</w:t>
-      </w:r>
-    </w:p>
-    <w:p>
-      <w:pPr>
-        <w:pStyle w:val="BodyText"/>
-      </w:pPr>
-      <w:r>
-        <w:t xml:space="preserve">OLGA: Отказываемся? Белова, вы меня не спросили.</w:t>
-      </w:r>
-    </w:p>
-    <w:p>
-      <w:pPr>
-        <w:pStyle w:val="BodyText"/>
-      </w:pPr>
-      <w:r>
-        <w:t xml:space="preserve">IRINA: Спрашиваю сейчас. Ольга Петровна, три месяца без половины ставки. Ваш сын без моря третий год.</w:t>
-      </w:r>
-    </w:p>
-    <w:p>
-      <w:pPr>
-        <w:pStyle w:val="BodyText"/>
-      </w:pPr>
-      <w:r>
-        <w:t xml:space="preserve">OLGA: Мой сын станет философом. Согласна. Но запишите: я тоже рискую.</w:t>
-      </w:r>
-    </w:p>
-    <w:p>
-      <w:pPr>
-        <w:pStyle w:val="BodyText"/>
-      </w:pPr>
-      <w:r>
-        <w:t xml:space="preserve">ALEKSEY: Ирина, Ольга Петровна. Спасибо. Я не знаю, что сказать.</w:t>
-      </w:r>
-    </w:p>
-    <w:p>
-      <w:pPr>
-        <w:pStyle w:val="BodyText"/>
-      </w:pPr>
-      <w:r>
-        <w:t xml:space="preserve">OLGA: Скажите «спасибо» банку через восемь месяцев. Когда заплатите.</w:t>
+        <w:t xml:space="preserve">IRINA: Сегодня пятница, у меня таблица, и пора начать разговор, который мы обещали. Садитесь все.</w:t>
+      </w:r>
+    </w:p>
+    <w:p>
+      <w:pPr>
+        <w:pStyle w:val="BodyText"/>
+      </w:pPr>
+      <w:r>
+        <w:t xml:space="preserve">ALEKSEY: Я готов, и предложение у меня простое. Банк даст ещё пять миллионов под квартиру, оценка это позволяет.</w:t>
+      </w:r>
+    </w:p>
+    <w:p>
+      <w:pPr>
+        <w:pStyle w:val="BodyText"/>
+      </w:pPr>
+      <w:r>
+        <w:t xml:space="preserve">IRINA: Да, позволяет, всего до девяти миллионов. Четыре мы уже взяли, значит, можно взять ещё пять.</w:t>
+      </w:r>
+    </w:p>
+    <w:p>
+      <w:pPr>
+        <w:pStyle w:val="BodyText"/>
+      </w:pPr>
+      <w:r>
+        <w:t xml:space="preserve">ALEKSEY: Тогда мы закрываем дыру. Три и семь от Сейджина, восемьсот тысяч от нас, три на счёте и пять от банка — это двенадцать с половиной. Почти вся дыра закрыта одним звонком в банк, и не нужно ждать никакого инвестора.</w:t>
+      </w:r>
+    </w:p>
+    <w:p>
+      <w:pPr>
+        <w:pStyle w:val="BodyText"/>
+      </w:pPr>
+      <w:r>
+        <w:t xml:space="preserve">OLGA: И, как всегда, полмиллиона всё равно не хватает.</w:t>
+      </w:r>
+    </w:p>
+    <w:p>
+      <w:pPr>
+        <w:pStyle w:val="BodyText"/>
+      </w:pPr>
+      <w:r>
+        <w:t xml:space="preserve">IRINA: Полмиллиона — это не главное. Главное — платёж по кредиту: сейчас он семьдесят две тысячи, а будет сто шестьдесят.</w:t>
+      </w:r>
+    </w:p>
+    <w:p>
+      <w:pPr>
+        <w:pStyle w:val="BodyText"/>
+      </w:pPr>
+      <w:r>
+        <w:t xml:space="preserve">ALEKSEY: Сто шестьдесят в месяц, а компания платит мне зарплату пятьдесят.</w:t>
+      </w:r>
+    </w:p>
+    <w:p>
+      <w:pPr>
+        <w:pStyle w:val="BodyText"/>
+      </w:pPr>
+      <w:r>
+        <w:t xml:space="preserve">IRINA: Значит, каждый месяц из вашего кармана будет уходить сто десять тысяч. Отложенный год кончится через семь месяцев, а не через двенадцать. Это простая арифметика, Алексей, без всяких эмоций, и я обязана вам её показать.</w:t>
+      </w:r>
+    </w:p>
+    <w:p>
+      <w:pPr>
+        <w:pStyle w:val="BodyText"/>
+      </w:pPr>
+      <w:r>
+        <w:t xml:space="preserve">ALEKSEY: А регистрация будет только через пятнадцать месяцев, я понимаю.</w:t>
+      </w:r>
+    </w:p>
+    <w:p>
+      <w:pPr>
+        <w:pStyle w:val="BodyText"/>
+      </w:pPr>
+      <w:r>
+        <w:t xml:space="preserve">IRINA: Вот именно. Восемь месяцев вы не сможете платить банку, если ничего не изменится.</w:t>
+      </w:r>
+    </w:p>
+    <w:p>
+      <w:pPr>
+        <w:pStyle w:val="BodyText"/>
+      </w:pPr>
+      <w:r>
+        <w:t xml:space="preserve">ALEKSEY: Но ведь всё изменится. Будут продажи, будет инвестор, например Ланской.</w:t>
+      </w:r>
+    </w:p>
+    <w:p>
+      <w:pPr>
+        <w:pStyle w:val="BodyText"/>
+      </w:pPr>
+      <w:r>
+        <w:t xml:space="preserve">IRINA: «Будут» — это не строка в таблице, а надежда. А президент Юн сказал: «Надежду я не продаю».</w:t>
+      </w:r>
+    </w:p>
+    <w:p>
+      <w:pPr>
+        <w:pStyle w:val="BodyText"/>
+      </w:pPr>
+      <w:r>
+        <w:t xml:space="preserve">OLGA: Белова, а что вы тогда предлагаете? Без пяти миллионов мы не заплатим в сентябре, и доверие кончится. Второй раз доверие не дают, и это намного хуже любого банковского кредита, поверьте мне.</w:t>
+      </w:r>
+    </w:p>
+    <w:p>
+      <w:pPr>
+        <w:pStyle w:val="BodyText"/>
+      </w:pPr>
+      <w:r>
+        <w:t xml:space="preserve">IRINA: Я это знаю, поэтому и не говорю «нет». Я говорю: «да, но с условиями».</w:t>
+      </w:r>
+    </w:p>
+    <w:p>
+      <w:pPr>
+        <w:pStyle w:val="BodyText"/>
+      </w:pPr>
+      <w:r>
+        <w:t xml:space="preserve">ALEKSEY: С какими условиями? Говорите, я готов выслушать.</w:t>
+      </w:r>
+    </w:p>
+    <w:p>
+      <w:pPr>
+        <w:pStyle w:val="BodyText"/>
+      </w:pPr>
+      <w:r>
+        <w:t xml:space="preserve">IRINA: Первое: компания возвращает ваши займы первыми, как только появятся деньги, до любых премий и дивидендов. Мы записываем это в протокол. Это ваша защита, Алексей, а не наша щедрость, и не спорьте со мной.</w:t>
+      </w:r>
+    </w:p>
+    <w:p>
+      <w:pPr>
+        <w:pStyle w:val="BodyText"/>
+      </w:pPr>
+      <w:r>
+        <w:t xml:space="preserve">ALEKSEY: Согласен, спорить не буду. Это честное условие.</w:t>
+      </w:r>
+    </w:p>
+    <w:p>
+      <w:pPr>
+        <w:pStyle w:val="BodyText"/>
+      </w:pPr>
+      <w:r>
+        <w:t xml:space="preserve">IRINA: Второе: деньги инвестора идут сначала на ваш второй кредит, а потом на всё остальное.</w:t>
+      </w:r>
+    </w:p>
+    <w:p>
+      <w:pPr>
+        <w:pStyle w:val="BodyText"/>
+      </w:pPr>
+      <w:r>
+        <w:t xml:space="preserve">OLGA: Это справедливо, потому что он рискует своей крышей, а мы нет.</w:t>
+      </w:r>
+    </w:p>
+    <w:p>
+      <w:pPr>
+        <w:pStyle w:val="BodyText"/>
+      </w:pPr>
+      <w:r>
+        <w:t xml:space="preserve">IRINA: Третье: последние полмиллиона закрываем мы с Ольгой Петровной. Мы отказываемся от зарплаты на три месяца.</w:t>
+      </w:r>
+    </w:p>
+    <w:p>
+      <w:pPr>
+        <w:pStyle w:val="BodyText"/>
+      </w:pPr>
+      <w:r>
+        <w:t xml:space="preserve">OLGA: Отказываемся? Белова, но вы же меня даже не спросили!</w:t>
+      </w:r>
+    </w:p>
+    <w:p>
+      <w:pPr>
+        <w:pStyle w:val="BodyText"/>
+      </w:pPr>
+      <w:r>
+        <w:t xml:space="preserve">IRINA: Вот я и спрашиваю сейчас. Ольга Петровна, три месяца без половины ставки, и ваш сын третий год без моря.</w:t>
+      </w:r>
+    </w:p>
+    <w:p>
+      <w:pPr>
+        <w:pStyle w:val="BodyText"/>
+      </w:pPr>
+      <w:r>
+        <w:t xml:space="preserve">OLGA: Значит, мой сын станет философом. Я согласна, но запишите: я тоже рискую.</w:t>
+      </w:r>
+    </w:p>
+    <w:p>
+      <w:pPr>
+        <w:pStyle w:val="BodyText"/>
+      </w:pPr>
+      <w:r>
+        <w:t xml:space="preserve">ALEKSEY: Ирина, Ольга Петровна, спасибо вам. Я даже не знаю, что сказать.</w:t>
+      </w:r>
+    </w:p>
+    <w:p>
+      <w:pPr>
+        <w:pStyle w:val="BodyText"/>
+      </w:pPr>
+      <w:r>
+        <w:t xml:space="preserve">OLGA: Скажете «спасибо» банку через восемь месяцев, когда заплатите. Это будет лучше всяких слов.</w:t>
       </w:r>
     </w:p>
     <w:bookmarkEnd w:id="24"/>
@@ -1255,111 +1255,111 @@
         <w:pStyle w:val="BodyText"/>
       </w:pPr>
       <w:r>
-        <w:t xml:space="preserve">ALEKSEY: Бабуль, откуда Зина знает? Я никому не говорил.</w:t>
-      </w:r>
-    </w:p>
-    <w:p>
-      <w:pPr>
-        <w:pStyle w:val="BodyText"/>
-      </w:pPr>
-      <w:r>
-        <w:t xml:space="preserve">VERA: Ты сказал отцу. Отец сказал маме. Мама — Зине. Зина — мне. Деревенское радио работает.</w:t>
-      </w:r>
-    </w:p>
-    <w:p>
-      <w:pPr>
-        <w:pStyle w:val="BodyText"/>
-      </w:pPr>
-      <w:r>
-        <w:t xml:space="preserve">ALEKSEY: Правда. Ещё пять миллионов. Чтобы заплатить корейцам вовремя.</w:t>
-      </w:r>
-    </w:p>
-    <w:p>
-      <w:pPr>
-        <w:pStyle w:val="BodyText"/>
-      </w:pPr>
-      <w:r>
-        <w:t xml:space="preserve">VERA: У меня есть деньги. Шестьсот тысяч. Я копила тридцать лет. На похороны.</w:t>
-      </w:r>
-    </w:p>
-    <w:p>
-      <w:pPr>
-        <w:pStyle w:val="BodyText"/>
-      </w:pPr>
-      <w:r>
-        <w:t xml:space="preserve">ALEKSEY: Бабуль, нет. Даже не говори.</w:t>
-      </w:r>
-    </w:p>
-    <w:p>
-      <w:pPr>
-        <w:pStyle w:val="BodyText"/>
-      </w:pPr>
-      <w:r>
-        <w:t xml:space="preserve">VERA: Почему нет? Похороны подождут. Я ещё не собираюсь.</w:t>
-      </w:r>
-    </w:p>
-    <w:p>
-      <w:pPr>
-        <w:pStyle w:val="BodyText"/>
-      </w:pPr>
-      <w:r>
-        <w:t xml:space="preserve">ALEKSEY: Потому что «не навреди». Это и про тебя тоже. Я не возьму твои похоронные деньги, даже если всё сгорит. Это не обсуждается, бабуль, даже не начинай.</w:t>
-      </w:r>
-    </w:p>
-    <w:p>
-      <w:pPr>
-        <w:pStyle w:val="BodyText"/>
-      </w:pPr>
-      <w:r>
-        <w:t xml:space="preserve">VERA: Упрямый. Весь в меня.</w:t>
-      </w:r>
-    </w:p>
-    <w:p>
-      <w:pPr>
-        <w:pStyle w:val="BodyText"/>
-      </w:pPr>
-      <w:r>
-        <w:t xml:space="preserve">ALEKSEY: Весь в тебя. Ирина и Ольга Петровна отказались от зарплаты. Мы закрыли дыру. Без тебя.</w:t>
-      </w:r>
-    </w:p>
-    <w:p>
-      <w:pPr>
-        <w:pStyle w:val="BodyText"/>
-      </w:pPr>
-      <w:r>
-        <w:t xml:space="preserve">VERA: Хорошие у тебя женщины. Береги их. Они тебе нужнее, чем мои шестьсот тысяч.</w:t>
-      </w:r>
-    </w:p>
-    <w:p>
-      <w:pPr>
-        <w:pStyle w:val="BodyText"/>
-      </w:pPr>
-      <w:r>
-        <w:t xml:space="preserve">ALEKSEY: Берегу. Бабуль, а давление ты меряешь? Свой тонометр ты отдала президенту.</w:t>
-      </w:r>
-    </w:p>
-    <w:p>
-      <w:pPr>
-        <w:pStyle w:val="BodyText"/>
-      </w:pPr>
-      <w:r>
-        <w:t xml:space="preserve">VERA: Зина свой одолжила. Меряю у Зины. Она теперь знает моё давление лучше, чем я.</w:t>
-      </w:r>
-    </w:p>
-    <w:p>
-      <w:pPr>
-        <w:pStyle w:val="BodyText"/>
-      </w:pPr>
-      <w:r>
-        <w:t xml:space="preserve">ALEKSEY: Значит, деревенское радио передаёт и давление.</w:t>
-      </w:r>
-    </w:p>
-    <w:p>
-      <w:pPr>
-        <w:pStyle w:val="BodyText"/>
-      </w:pPr>
-      <w:r>
-        <w:t xml:space="preserve">VERA: Передаёт. Алёша, одно скажу как фельдшер. Ты рискуешь крышей. Риск — не беда. Беда — когда рискуешь один и молчишь. Ты не молчишь. Значит, всё правильно. Я горжусь.</w:t>
+        <w:t xml:space="preserve">ALEKSEY: Бабуль, а откуда Зина это знает? Я же никому ничего не говорил.</w:t>
+      </w:r>
+    </w:p>
+    <w:p>
+      <w:pPr>
+        <w:pStyle w:val="BodyText"/>
+      </w:pPr>
+      <w:r>
+        <w:t xml:space="preserve">VERA: Ты сказал отцу, отец сказал маме, мама — Зине, а Зина — мне. Деревенское радио работает отлично.</w:t>
+      </w:r>
+    </w:p>
+    <w:p>
+      <w:pPr>
+        <w:pStyle w:val="BodyText"/>
+      </w:pPr>
+      <w:r>
+        <w:t xml:space="preserve">ALEKSEY: Да, правда. Ещё пять миллионов, чтобы заплатить корейцам вовремя.</w:t>
+      </w:r>
+    </w:p>
+    <w:p>
+      <w:pPr>
+        <w:pStyle w:val="BodyText"/>
+      </w:pPr>
+      <w:r>
+        <w:t xml:space="preserve">VERA: У меня есть деньги, шестьсот тысяч. Я копила их тридцать лет на похороны.</w:t>
+      </w:r>
+    </w:p>
+    <w:p>
+      <w:pPr>
+        <w:pStyle w:val="BodyText"/>
+      </w:pPr>
+      <w:r>
+        <w:t xml:space="preserve">ALEKSEY: Бабуль, нет. Даже не говори об этом, пожалуйста.</w:t>
+      </w:r>
+    </w:p>
+    <w:p>
+      <w:pPr>
+        <w:pStyle w:val="BodyText"/>
+      </w:pPr>
+      <w:r>
+        <w:t xml:space="preserve">VERA: А почему нет? Похороны подождут, я ещё никуда не собираюсь.</w:t>
+      </w:r>
+    </w:p>
+    <w:p>
+      <w:pPr>
+        <w:pStyle w:val="BodyText"/>
+      </w:pPr>
+      <w:r>
+        <w:t xml:space="preserve">ALEKSEY: Потому что «не навреди». Это и про тебя тоже. Я не возьму твои похоронные деньги, даже если всё сгорит. Это не обсуждается, бабуль, так что даже не начинай этот разговор, пожалуйста.</w:t>
+      </w:r>
+    </w:p>
+    <w:p>
+      <w:pPr>
+        <w:pStyle w:val="BodyText"/>
+      </w:pPr>
+      <w:r>
+        <w:t xml:space="preserve">VERA: Ну и упрямый же ты. Весь в меня пошёл.</w:t>
+      </w:r>
+    </w:p>
+    <w:p>
+      <w:pPr>
+        <w:pStyle w:val="BodyText"/>
+      </w:pPr>
+      <w:r>
+        <w:t xml:space="preserve">ALEKSEY: Да, весь в тебя. Ирина и Ольга Петровна отказались от зарплаты, и мы закрыли дыру без тебя.</w:t>
+      </w:r>
+    </w:p>
+    <w:p>
+      <w:pPr>
+        <w:pStyle w:val="BodyText"/>
+      </w:pPr>
+      <w:r>
+        <w:t xml:space="preserve">VERA: Хорошие у тебя женщины, береги их. Они тебе нужнее, чем мои шестьсот тысяч.</w:t>
+      </w:r>
+    </w:p>
+    <w:p>
+      <w:pPr>
+        <w:pStyle w:val="BodyText"/>
+      </w:pPr>
+      <w:r>
+        <w:t xml:space="preserve">ALEKSEY: Берегу, конечно. Бабуль, а давление ты меряешь? Ты же свой тонометр отдала президенту.</w:t>
+      </w:r>
+    </w:p>
+    <w:p>
+      <w:pPr>
+        <w:pStyle w:val="BodyText"/>
+      </w:pPr>
+      <w:r>
+        <w:t xml:space="preserve">VERA: Зина одолжила свой, так что я меряю у Зины. Теперь она знает моё давление лучше, чем я.</w:t>
+      </w:r>
+    </w:p>
+    <w:p>
+      <w:pPr>
+        <w:pStyle w:val="BodyText"/>
+      </w:pPr>
+      <w:r>
+        <w:t xml:space="preserve">ALEKSEY: Значит, ваше деревенское радио передаёт даже давление.</w:t>
+      </w:r>
+    </w:p>
+    <w:p>
+      <w:pPr>
+        <w:pStyle w:val="BodyText"/>
+      </w:pPr>
+      <w:r>
+        <w:t xml:space="preserve">VERA: Передаёт. Алёша, одно скажу тебе как фельдшер. Ты рискуешь своей крышей над головой. Риск — не беда. Беда — когда рискуешь один и молчишь. А ты не молчишь, значит, всё правильно. Я тобой горжусь.</w:t>
       </w:r>
     </w:p>
     <w:p>
@@ -2169,7 +2169,7 @@
         <w:t xml:space="preserve">“</w:t>
       </w:r>
       <w:r>
-        <w:t xml:space="preserve">Тогда вы не отдадите нам протокол. Без протокола у нас нет регистрации. Это лучшая гарантия, которая у вас может быть. Лучше любой предоплаты, поверьте, Нина Аркадьевна.</w:t>
+        <w:t xml:space="preserve">Тогда вы просто не отдадите нам протокол. А без протокола у нас нет регистрации. Это лучшая гарантия, которая у вас может быть, лучше любой предоплаты, поверьте, Нина Аркадьевна. Мы больше всех заинтересованы в том, чтобы заплатить вовремя.</w:t>
       </w:r>
       <w:r>
         <w:t xml:space="preserve">”</w:t>
@@ -2249,7 +2249,7 @@
               <w:jc w:val="left"/>
             </w:pPr>
             <w:r>
-              <w:t xml:space="preserve">Тогда вы не отдадите нам протокол.</w:t>
+              <w:t xml:space="preserve">Тогда вы просто не отдадите нам протокол.</w:t>
             </w:r>
           </w:p>
         </w:tc>
@@ -2287,7 +2287,7 @@
               <w:jc w:val="left"/>
             </w:pPr>
             <w:r>
-              <w:t xml:space="preserve">Без протокола у нас нет регистрации.</w:t>
+              <w:t xml:space="preserve">А без протокола у нас нет регистрации.</w:t>
             </w:r>
           </w:p>
         </w:tc>
@@ -2325,7 +2325,7 @@
               <w:jc w:val="left"/>
             </w:pPr>
             <w:r>
-              <w:t xml:space="preserve">Это лучшая гарантия, которая у вас может быть.</w:t>
+              <w:t xml:space="preserve">Это лучшая гарантия, которая у вас может быть,</w:t>
             </w:r>
           </w:p>
         </w:tc>
@@ -2363,7 +2363,7 @@
               <w:jc w:val="left"/>
             </w:pPr>
             <w:r>
-              <w:t xml:space="preserve">Лучше любой предоплаты, поверьте…</w:t>
+              <w:t xml:space="preserve">лучше любой предоплаты, поверьте…</w:t>
             </w:r>
           </w:p>
         </w:tc>
@@ -2376,6 +2376,44 @@
             </w:pPr>
             <w:r>
               <w:t xml:space="preserve">비교급 + 생격</w:t>
+            </w:r>
+          </w:p>
+        </w:tc>
+      </w:tr>
+      <w:tr>
+        <w:tc>
+          <w:tcPr/>
+          <w:p>
+            <w:pPr>
+              <w:pStyle w:val="Compact"/>
+              <w:jc w:val="left"/>
+            </w:pPr>
+            <w:r>
+              <w:t xml:space="preserve">⑤ 동기</w:t>
+            </w:r>
+          </w:p>
+        </w:tc>
+        <w:tc>
+          <w:tcPr/>
+          <w:p>
+            <w:pPr>
+              <w:pStyle w:val="Compact"/>
+              <w:jc w:val="left"/>
+            </w:pPr>
+            <w:r>
+              <w:t xml:space="preserve">Мы больше всех заинтересованы в том, чтобы…</w:t>
+            </w:r>
+          </w:p>
+        </w:tc>
+        <w:tc>
+          <w:tcPr/>
+          <w:p>
+            <w:pPr>
+              <w:pStyle w:val="Compact"/>
+              <w:jc w:val="left"/>
+            </w:pPr>
+            <w:r>
+              <w:t xml:space="preserve">заинтересован в том, чтобы(~하는 데 이해관계가 있다)</w:t>
             </w:r>
           </w:p>
         </w:tc>
@@ -2399,7 +2437,7 @@
         <w:t xml:space="preserve">“</w:t>
       </w:r>
       <w:r>
-        <w:t xml:space="preserve">Тогда вы не…, а без X у нас нет Y. Это лучшая гарантия… Лучше любой…</w:t>
+        <w:t xml:space="preserve">Тогда вы просто не…, а без X у нас нет Y. Это лучшая гарантия…, лучше любой… Мы больше всех заинтересованы в том, чтобы…</w:t>
       </w:r>
       <w:r>
         <w:t xml:space="preserve">”</w:t>
@@ -2418,7 +2456,7 @@
         <w:t xml:space="preserve"> </w:t>
       </w:r>
       <w:r>
-        <w:t xml:space="preserve">тогда(그러면) · без(~없이) · лучше любого/любой(어떤 ~보다 낫다)</w:t>
+        <w:t xml:space="preserve">тогда(그러면) · без(~없이) · лучше любого/любой(어떤 ~보다 낫다) · заинтересованы в том, чтобы(~하는 것이 우리 이익이다)</w:t>
       </w:r>
       <w:r>
         <w:t xml:space="preserve"> </w:t>
@@ -2434,7 +2472,7 @@
         <w:t xml:space="preserve"> </w:t>
       </w:r>
       <w:r>
-        <w:t xml:space="preserve">공급사에게 선불 대신 단계별 지급을 제안하는 25~30단어 논리 만들기.</w:t>
+        <w:t xml:space="preserve">공급사에게 선불 대신 단계별 지급을 제안하는 30~50단어 발화 만들기.</w:t>
       </w:r>
     </w:p>
     <w:bookmarkEnd w:id="30"/>
@@ -2933,119 +2971,119 @@
         <w:pStyle w:val="FirstParagraph"/>
       </w:pPr>
       <w:r>
-        <w:t xml:space="preserve">주예바: 주예바. 니나 아르카디예브나. 시험소장이에요. 여러분 주사기 24개 — 여기, 3번 냉장고에.</w:t>
-      </w:r>
-    </w:p>
-    <w:p>
-      <w:pPr>
-        <w:pStyle w:val="BodyText"/>
-      </w:pPr>
-      <w:r>
-        <w:t xml:space="preserve">올가: 안녕하세요, 니나 아르카디예브나. 몇 년 만이죠? 8년?</w:t>
-      </w:r>
-    </w:p>
-    <w:p>
-      <w:pPr>
-        <w:pStyle w:val="BodyText"/>
-      </w:pPr>
-      <w:r>
-        <w:t xml:space="preserve">주예바: 9년. 그때 혈압약을 가져왔었죠. 서른 상자. 전부 번호가 정확했어요.</w:t>
-      </w:r>
-    </w:p>
-    <w:p>
-      <w:pPr>
-        <w:pStyle w:val="BodyText"/>
-      </w:pPr>
-      <w:r>
-        <w:t xml:space="preserve">올가: 이번엔 — 주사기. 의료기기. 높은 위험 등급.</w:t>
-      </w:r>
-    </w:p>
-    <w:p>
-      <w:pPr>
-        <w:pStyle w:val="BodyText"/>
-      </w:pPr>
-      <w:r>
-        <w:t xml:space="preserve">주예바: 알아요. 그래서 직접 오셨군요. 이분은 누구죠?</w:t>
-      </w:r>
-    </w:p>
-    <w:p>
-      <w:pPr>
-        <w:pStyle w:val="BodyText"/>
-      </w:pPr>
-      <w:r>
-        <w:t xml:space="preserve">알렉세이: 알렉세이 보론초프입니다. 「모스트 메디컬」 대표예요. 저희가 제조사의 공인 대리인이에요.</w:t>
-      </w:r>
-    </w:p>
-    <w:p>
-      <w:pPr>
-        <w:pStyle w:val="BodyText"/>
-      </w:pPr>
-      <w:r>
-        <w:t xml:space="preserve">주예바: 대표. 시험소는 처음이에요?</w:t>
-      </w:r>
-    </w:p>
-    <w:p>
-      <w:pPr>
-        <w:pStyle w:val="BodyText"/>
-      </w:pPr>
-      <w:r>
-        <w:t xml:space="preserve">알렉세이: 처음이에요. 전엔 항생제를 팔았어요. 시험소는 브로슈어 사진으로만 봤어요.</w:t>
-      </w:r>
-    </w:p>
-    <w:p>
-      <w:pPr>
-        <w:pStyle w:val="BodyText"/>
-      </w:pPr>
-      <w:r>
-        <w:t xml:space="preserve">주예바: 사진에선 다들 흰 옷 입고 웃죠. 실제론 흰 옷 입고 안 웃어요. 냉장고는 저 없이 열면 안 돼요. 서로 다른 직업이에요, 믿으세요.</w:t>
-      </w:r>
-    </w:p>
-    <w:p>
-      <w:pPr>
-        <w:pStyle w:val="BodyText"/>
-      </w:pPr>
-      <w:r>
-        <w:t xml:space="preserve">알렉세이: 안 열게요. 들으러 왔어요.</w:t>
-      </w:r>
-    </w:p>
-    <w:p>
-      <w:pPr>
-        <w:pStyle w:val="BodyText"/>
-      </w:pPr>
-      <w:r>
-        <w:t xml:space="preserve">주예바: 올가 페트로브나, 이 사람 늘 이렇게 말을 잘 들어요?</w:t>
-      </w:r>
-    </w:p>
-    <w:p>
-      <w:pPr>
-        <w:pStyle w:val="BodyText"/>
-      </w:pPr>
-      <w:r>
-        <w:t xml:space="preserve">올가: 아니요. 어제는 아파트를 두 번째로 담보 잡으려 했어요. 오늘은 — 말을 잘 듣네요.</w:t>
-      </w:r>
-    </w:p>
-    <w:p>
-      <w:pPr>
-        <w:pStyle w:val="BodyText"/>
-      </w:pPr>
-      <w:r>
-        <w:t xml:space="preserve">주예바: 아파트를? 주사기 때문에?</w:t>
-      </w:r>
-    </w:p>
-    <w:p>
-      <w:pPr>
-        <w:pStyle w:val="BodyText"/>
-      </w:pPr>
-      <w:r>
-        <w:t xml:space="preserve">알렉세이: 등록 때문에요. 등록 없이는 한 걸음도 안 돼요.</w:t>
-      </w:r>
-    </w:p>
-    <w:p>
-      <w:pPr>
-        <w:pStyle w:val="BodyText"/>
-      </w:pPr>
-      <w:r>
-        <w:t xml:space="preserve">올가: 그건 내 말이에요, 니나. 나한테서 훔쳐 갔어요.</w:t>
+        <w:t xml:space="preserve">주예바: 주예바, 니나 아르카디예브나, 시험소장이에요. 여러분 주사기 24개는 여기, 3번 냉장고에 있어요.</w:t>
+      </w:r>
+    </w:p>
+    <w:p>
+      <w:pPr>
+        <w:pStyle w:val="BodyText"/>
+      </w:pPr>
+      <w:r>
+        <w:t xml:space="preserve">올가: 안녕하세요, 니나 아르카디예브나. 우리 못 본 지 몇 년이나 됐죠? 8년?</w:t>
+      </w:r>
+    </w:p>
+    <w:p>
+      <w:pPr>
+        <w:pStyle w:val="BodyText"/>
+      </w:pPr>
+      <w:r>
+        <w:t xml:space="preserve">주예바: 9년이에요. 그때 혈압약을 서른 상자 가져왔었죠. 전부 번호가 정확했고요.</w:t>
+      </w:r>
+    </w:p>
+    <w:p>
+      <w:pPr>
+        <w:pStyle w:val="BodyText"/>
+      </w:pPr>
+      <w:r>
+        <w:t xml:space="preserve">올가: 이번엔 주사기를 가져왔어요. 의료기기고, 게다가 고위험 등급이에요.</w:t>
+      </w:r>
+    </w:p>
+    <w:p>
+      <w:pPr>
+        <w:pStyle w:val="BodyText"/>
+      </w:pPr>
+      <w:r>
+        <w:t xml:space="preserve">주예바: 알아요, 그래서 직접 오신 거죠. 같이 오신 분은 누구예요?</w:t>
+      </w:r>
+    </w:p>
+    <w:p>
+      <w:pPr>
+        <w:pStyle w:val="BodyText"/>
+      </w:pPr>
+      <w:r>
+        <w:t xml:space="preserve">알렉세이: 알렉세이 보론초프, 「모스트 메디컬」 대표입니다. 저희가 제조사의 공식 대리인이에요.</w:t>
+      </w:r>
+    </w:p>
+    <w:p>
+      <w:pPr>
+        <w:pStyle w:val="BodyText"/>
+      </w:pPr>
+      <w:r>
+        <w:t xml:space="preserve">주예바: 대표시라고요. 시험소는 아마 처음이시죠?</w:t>
+      </w:r>
+    </w:p>
+    <w:p>
+      <w:pPr>
+        <w:pStyle w:val="BodyText"/>
+      </w:pPr>
+      <w:r>
+        <w:t xml:space="preserve">알렉세이: 처음이에요. 전엔 항생제를 팔아서, 시험소는 브로슈어 그림으로만 봤어요.</w:t>
+      </w:r>
+    </w:p>
+    <w:p>
+      <w:pPr>
+        <w:pStyle w:val="BodyText"/>
+      </w:pPr>
+      <w:r>
+        <w:t xml:space="preserve">주예바: 그림에선 다들 흰 가운 입고 웃고 있죠. 현실에선 흰 가운 입고 안 웃어요. 냉장고는 저 없이 열면 안 돼요. 파는 일과 검사하는 일은 다른 직업이에요, 믿으세요.</w:t>
+      </w:r>
+    </w:p>
+    <w:p>
+      <w:pPr>
+        <w:pStyle w:val="BodyText"/>
+      </w:pPr>
+      <w:r>
+        <w:t xml:space="preserve">알렉세이: 아무것도 안 열게요, 약속해요. 듣기만 하러 왔어요.</w:t>
+      </w:r>
+    </w:p>
+    <w:p>
+      <w:pPr>
+        <w:pStyle w:val="BodyText"/>
+      </w:pPr>
+      <w:r>
+        <w:t xml:space="preserve">주예바: 올가 페트로브나, 이분 늘 이렇게 말을 잘 들어요, 아니면 오늘만이에요?</w:t>
+      </w:r>
+    </w:p>
+    <w:p>
+      <w:pPr>
+        <w:pStyle w:val="BodyText"/>
+      </w:pPr>
+      <w:r>
+        <w:t xml:space="preserve">올가: 아니요, 늘은 아니에요. 어제는 아파트를 두 번째로 담보 잡히려 했는데, 오늘은 말을 잘 듣네요.</w:t>
+      </w:r>
+    </w:p>
+    <w:p>
+      <w:pPr>
+        <w:pStyle w:val="BodyText"/>
+      </w:pPr>
+      <w:r>
+        <w:t xml:space="preserve">주예바: 아파트요? 주사기 때문에 아파트를 걸 수가 있어요?</w:t>
+      </w:r>
+    </w:p>
+    <w:p>
+      <w:pPr>
+        <w:pStyle w:val="BodyText"/>
+      </w:pPr>
+      <w:r>
+        <w:t xml:space="preserve">알렉세이: 주사기가 아니라 등록 때문이에요. 등록 없이는 한 걸음도 안 되잖아요.</w:t>
+      </w:r>
+    </w:p>
+    <w:p>
+      <w:pPr>
+        <w:pStyle w:val="BodyText"/>
+      </w:pPr>
+      <w:r>
+        <w:t xml:space="preserve">올가: 그건 원래 내 말이에요, 니나. 이 사람이 그냥 훔쳐 간 거예요.</w:t>
       </w:r>
     </w:p>
     <w:bookmarkEnd w:id="33"/>
@@ -3063,39 +3101,39 @@
         <w:pStyle w:val="FirstParagraph"/>
       </w:pPr>
       <w:r>
-        <w:t xml:space="preserve">주예바: 시험 프로그램. 두 부분. 기술 시험과 생물학 시험. 기술부터 하죠.</w:t>
-      </w:r>
-    </w:p>
-    <w:p>
-      <w:pPr>
-        <w:pStyle w:val="BodyText"/>
-      </w:pPr>
-      <w:r>
-        <w:t xml:space="preserve">알렉세이: 젤에서 뭘 확인하세요?</w:t>
-      </w:r>
-    </w:p>
-    <w:p>
-      <w:pPr>
-        <w:pStyle w:val="BodyText"/>
-      </w:pPr>
-      <w:r>
-        <w:t xml:space="preserve">주예바: 점도. 산도. 주사기 안의 용량. 젤이 바늘에서 나오는 힘. 무균. 내독소. 그리고 젤이 주변으로 무엇을 내놓는지. 환자에게 해가 될 수 있는 모든 것이요.</w:t>
-      </w:r>
-    </w:p>
-    <w:p>
-      <w:pPr>
-        <w:pStyle w:val="BodyText"/>
-      </w:pPr>
-      <w:r>
-        <w:t xml:space="preserve">알렉세이: 나오는 힘이요? 그것도 중요해요?</w:t>
-      </w:r>
-    </w:p>
-    <w:p>
-      <w:pPr>
-        <w:pStyle w:val="BodyText"/>
-      </w:pPr>
-      <w:r>
-        <w:t xml:space="preserve">주예바: 아주요. 젤이 툭툭 끊겨 나오면 의사가 용량을 조절 못 해요. 얼굴은 페인트칠하는 벽이 아니에요.</w:t>
+        <w:t xml:space="preserve">주예바: 이게 시험 프로그램이에요. 두 부분으로 돼 있어요. 기술 시험과 생물학 시험. 기술 시험부터 할게요.</w:t>
+      </w:r>
+    </w:p>
+    <w:p>
+      <w:pPr>
+        <w:pStyle w:val="BodyText"/>
+      </w:pPr>
+      <w:r>
+        <w:t xml:space="preserve">알렉세이: 기술 시험에서는 젤의 뭘 정확히 검사하세요?</w:t>
+      </w:r>
+    </w:p>
+    <w:p>
+      <w:pPr>
+        <w:pStyle w:val="BodyText"/>
+      </w:pPr>
+      <w:r>
+        <w:t xml:space="preserve">주예바: 점도, 산도, 주사기 안의 용량. 젤이 바늘에서 나오는 힘. 무균성과 내독소. 그리고 젤이 주변으로 뭘 내놓는지. 그러니까 환자에게 해가 될 수 있는 모든 거요.</w:t>
+      </w:r>
+    </w:p>
+    <w:p>
+      <w:pPr>
+        <w:pStyle w:val="BodyText"/>
+      </w:pPr>
+      <w:r>
+        <w:t xml:space="preserve">알렉세이: 젤이 바늘에서 나오는 힘이요? 그것도 중요해요?</w:t>
+      </w:r>
+    </w:p>
+    <w:p>
+      <w:pPr>
+        <w:pStyle w:val="BodyText"/>
+      </w:pPr>
+      <w:r>
+        <w:t xml:space="preserve">주예바: 아주 중요해요. 젤이 툭툭 끊겨 나오면 의사가 용량을 조절 못 해요. 얼굴은 페인트칠하는 벽이 아니에요.</w:t>
       </w:r>
     </w:p>
     <w:p>
@@ -3111,231 +3149,231 @@
         <w:pStyle w:val="BodyText"/>
       </w:pPr>
       <w:r>
-        <w:t xml:space="preserve">주예바: 비유는 숫자보다 기억에 잘 남아요. 둘째 — 생물학 시험. 세포독성, 자극, 감작, 이식, 유전독성.</w:t>
-      </w:r>
-    </w:p>
-    <w:p>
-      <w:pPr>
-        <w:pStyle w:val="BodyText"/>
-      </w:pPr>
-      <w:r>
-        <w:t xml:space="preserve">알렉세이: 죄송해요. 「자극」만 알아들었어요.</w:t>
-      </w:r>
-    </w:p>
-    <w:p>
-      <w:pPr>
-        <w:pStyle w:val="BodyText"/>
-      </w:pPr>
-      <w:r>
-        <w:t xml:space="preserve">주예바: 좋아요, 쉽게. 젤이 세포를 죽이지 않는지. 알레르기를 일으키지 않는지. 조직을 자극하지 않는지. 몸 안에서 살 때 어떻게 행동하는지. 그리고 유전자를 망가뜨리지 않는지 봐요.</w:t>
-      </w:r>
-    </w:p>
-    <w:p>
-      <w:pPr>
-        <w:pStyle w:val="BodyText"/>
-      </w:pPr>
-      <w:r>
-        <w:t xml:space="preserve">알렉세이: 그걸 전부 여기서 하세요?</w:t>
-      </w:r>
-    </w:p>
-    <w:p>
-      <w:pPr>
-        <w:pStyle w:val="BodyText"/>
-      </w:pPr>
-      <w:r>
-        <w:t xml:space="preserve">주예바: 일부는 우리가. 일부는 제조사 시험소가 국제 규칙대로 일한다면 제조사 걸 받을 수 있어요. GLP요.</w:t>
-      </w:r>
-    </w:p>
-    <w:p>
-      <w:pPr>
-        <w:pStyle w:val="BodyText"/>
-      </w:pPr>
-      <w:r>
-        <w:t xml:space="preserve">올가: 한국 측에 GLP 보고서가 있어요. 서울에서. 여섯 중 다섯.</w:t>
-      </w:r>
-    </w:p>
-    <w:p>
-      <w:pPr>
-        <w:pStyle w:val="BodyText"/>
-      </w:pPr>
-      <w:r>
-        <w:t xml:space="preserve">주예바: 여섯 중 다섯? 뭐가 없어요?</w:t>
-      </w:r>
-    </w:p>
-    <w:p>
-      <w:pPr>
-        <w:pStyle w:val="BodyText"/>
-      </w:pPr>
-      <w:r>
-        <w:t xml:space="preserve">올가: 이식이요. 12년 전에 했어요. 옛날 방법으로.</w:t>
-      </w:r>
-    </w:p>
-    <w:p>
-      <w:pPr>
-        <w:pStyle w:val="BodyText"/>
-      </w:pPr>
-      <w:r>
-        <w:t xml:space="preserve">주예바: 그럼 이식은 여기서 해요. 새로. 12년이면 심사관에겐 다른 시대예요.</w:t>
-      </w:r>
-    </w:p>
-    <w:p>
-      <w:pPr>
-        <w:pStyle w:val="BodyText"/>
-      </w:pPr>
-      <w:r>
-        <w:t xml:space="preserve">알렉세이: 이식은 얼마나 걸려요?</w:t>
-      </w:r>
-    </w:p>
-    <w:p>
-      <w:pPr>
-        <w:pStyle w:val="BodyText"/>
-      </w:pPr>
-      <w:r>
-        <w:t xml:space="preserve">주예바: 12주. 최소. 젤이 조직 안에서 살아 봐야 해요. 그다음 어떻게 됐는지 보죠.</w:t>
-      </w:r>
-    </w:p>
-    <w:p>
-      <w:pPr>
-        <w:pStyle w:val="BodyText"/>
-      </w:pPr>
-      <w:r>
-        <w:t xml:space="preserve">알렉세이: 12주. 석 달. 더 일찍은 안 돼요?</w:t>
-      </w:r>
-    </w:p>
-    <w:p>
-      <w:pPr>
-        <w:pStyle w:val="BodyText"/>
-      </w:pPr>
-      <w:r>
-        <w:t xml:space="preserve">주예바: 돼요. 그런데 심사관이 왜 그렇게 빠르냐고 물을 거고, 석 달을 더 기다리게 될 거예요.</w:t>
-      </w:r>
-    </w:p>
-    <w:p>
-      <w:pPr>
-        <w:pStyle w:val="BodyText"/>
-      </w:pPr>
-      <w:r>
-        <w:t xml:space="preserve">알렉세이: 알겠어요. 전 이제 「빨리」라는 말을 안 해요. 판지 옆에 적어 뒀어요.</w:t>
-      </w:r>
-    </w:p>
-    <w:p>
-      <w:pPr>
-        <w:pStyle w:val="BodyText"/>
-      </w:pPr>
-      <w:r>
-        <w:t xml:space="preserve">주예바: 무슨 판지요?</w:t>
-      </w:r>
-    </w:p>
-    <w:p>
-      <w:pPr>
-        <w:pStyle w:val="BodyText"/>
-      </w:pPr>
-      <w:r>
-        <w:t xml:space="preserve">올가: 묻지 마요. 길어요. 이 사람들 기업 협약엔 할머니가 들어 있어요.</w:t>
-      </w:r>
-    </w:p>
-    <w:p>
-      <w:pPr>
-        <w:pStyle w:val="BodyText"/>
-      </w:pPr>
-      <w:r>
-        <w:t xml:space="preserve">주예바: 재밌는 회사네요. 좋아요. 한국 보고서는 번역됐어요?</w:t>
-      </w:r>
-    </w:p>
-    <w:p>
-      <w:pPr>
-        <w:pStyle w:val="BodyText"/>
-      </w:pPr>
-      <w:r>
-        <w:t xml:space="preserve">올가: 가리포바 선생님이 번역해요. 용어집대로. 용어마다 하나.</w:t>
-      </w:r>
-    </w:p>
-    <w:p>
-      <w:pPr>
-        <w:pStyle w:val="BodyText"/>
-      </w:pPr>
-      <w:r>
-        <w:t xml:space="preserve">주예바: 용어집? 유통사가? 놀랍네요. 보통은 한 쪽엔 「세포」, 다른 쪽엔 「배양체」라고 쓴 보고서를 가져와요. 심사관은 그걸 1분 만에 보고 바로 질문을 던지죠.</w:t>
-      </w:r>
-    </w:p>
-    <w:p>
-      <w:pPr>
-        <w:pStyle w:val="BodyText"/>
-      </w:pPr>
-      <w:r>
-        <w:t xml:space="preserve">올가: 우린 그걸 겪었어요. 지난주에. 한국에선 마케팅까지 단어를 고쳤어요.</w:t>
-      </w:r>
-    </w:p>
-    <w:p>
-      <w:pPr>
-        <w:pStyle w:val="BodyText"/>
-      </w:pPr>
-      <w:r>
-        <w:t xml:space="preserve">주예바: 그럼 이후는 더 빠르겠네요. 기술 시험 — 6주. 이식 포함 생물학 시험 — 14주.</w:t>
-      </w:r>
-    </w:p>
-    <w:p>
-      <w:pPr>
-        <w:pStyle w:val="BodyText"/>
-      </w:pPr>
-      <w:r>
-        <w:t xml:space="preserve">알렉세이: 14주. 11월 말이네요.</w:t>
-      </w:r>
-    </w:p>
-    <w:p>
-      <w:pPr>
-        <w:pStyle w:val="BodyText"/>
-      </w:pPr>
-      <w:r>
-        <w:t xml:space="preserve">주예바: 다 잘되면 11월 말. 젤이 나쁘게 행동하면 — 얘기가 있겠죠. 무거운.</w:t>
-      </w:r>
-    </w:p>
-    <w:p>
-      <w:pPr>
-        <w:pStyle w:val="BodyText"/>
-      </w:pPr>
-      <w:r>
-        <w:t xml:space="preserve">알렉세이: 나쁘면 — 그땐 어떻게 돼요?</w:t>
-      </w:r>
-    </w:p>
-    <w:p>
-      <w:pPr>
-        <w:pStyle w:val="BodyText"/>
-      </w:pPr>
-      <w:r>
-        <w:t xml:space="preserve">주예바: 그럼 진실을 쓰죠. 「조금만 더 좋게」 써 달라는 부탁을 받아도요.</w:t>
-      </w:r>
-    </w:p>
-    <w:p>
-      <w:pPr>
-        <w:pStyle w:val="BodyText"/>
-      </w:pPr>
-      <w:r>
-        <w:t xml:space="preserve">올가: 니나 아르카디예브나, 우린 그런 사람들 아니에요.</w:t>
-      </w:r>
-    </w:p>
-    <w:p>
-      <w:pPr>
-        <w:pStyle w:val="BodyText"/>
-      </w:pPr>
-      <w:r>
-        <w:t xml:space="preserve">주예바: 알아요. 「조금만 더 좋게」를 원했다면 나한테 안 왔겠죠. 다른 데로 갔겠죠. 많아요. 거기선 나보다 더 자주 웃어요.</w:t>
-      </w:r>
-    </w:p>
-    <w:p>
-      <w:pPr>
-        <w:pStyle w:val="BodyText"/>
-      </w:pPr>
-      <w:r>
-        <w:t xml:space="preserve">알렉세이: 저희는 진실을 쓰는 곳으로 왔어요. 비싸더라도요.</w:t>
-      </w:r>
-    </w:p>
-    <w:p>
-      <w:pPr>
-        <w:pStyle w:val="BodyText"/>
-      </w:pPr>
-      <w:r>
-        <w:t xml:space="preserve">주예바: 비싸죠. 그건 곧 알게 될 거예요. 재무 담당을 부르세요.</w:t>
+        <w:t xml:space="preserve">주예바: 비유가 숫자보다 잘 기억되니까요. 두 번째는 생물학 시험이에요. 세포독성, 자극, 감작, 이식, 유전독성.</w:t>
+      </w:r>
+    </w:p>
+    <w:p>
+      <w:pPr>
+        <w:pStyle w:val="BodyText"/>
+      </w:pPr>
+      <w:r>
+        <w:t xml:space="preserve">알렉세이: 죄송하지만 그 목록에서 「자극」이란 말만 알아들었어요.</w:t>
+      </w:r>
+    </w:p>
+    <w:p>
+      <w:pPr>
+        <w:pStyle w:val="BodyText"/>
+      </w:pPr>
+      <w:r>
+        <w:t xml:space="preserve">주예바: 좋아요, 쉽게 말할게요. 젤이 세포를 죽이지 않는지, 알레르기를 일으키지 않는지 봐요. 조직을 자극하지 않는지, 몸속에 살 때 어떻게 행동하는지도요. 마지막으로 유전자를 망가뜨리지 않는지.</w:t>
+      </w:r>
+    </w:p>
+    <w:p>
+      <w:pPr>
+        <w:pStyle w:val="BodyText"/>
+      </w:pPr>
+      <w:r>
+        <w:t xml:space="preserve">알렉세이: 그걸 전부 여기 시험소에서 직접 하세요?</w:t>
+      </w:r>
+    </w:p>
+    <w:p>
+      <w:pPr>
+        <w:pStyle w:val="BodyText"/>
+      </w:pPr>
+      <w:r>
+        <w:t xml:space="preserve">주예바: 일부는 우리가 하고, 일부는 제조사 시험소가 국제 GLP 규칙대로 일한다면 그쪽 걸 받을 수 있어요.</w:t>
+      </w:r>
+    </w:p>
+    <w:p>
+      <w:pPr>
+        <w:pStyle w:val="BodyText"/>
+      </w:pPr>
+      <w:r>
+        <w:t xml:space="preserve">올가: 한국 측엔 서울에서 받은 GLP 보고서가 있어요. 시험 여섯 개 중 다섯 개요.</w:t>
+      </w:r>
+    </w:p>
+    <w:p>
+      <w:pPr>
+        <w:pStyle w:val="BodyText"/>
+      </w:pPr>
+      <w:r>
+        <w:t xml:space="preserve">주예바: 여섯 개 중 다섯이요? 어떤 시험이 빠졌어요?</w:t>
+      </w:r>
+    </w:p>
+    <w:p>
+      <w:pPr>
+        <w:pStyle w:val="BodyText"/>
+      </w:pPr>
+      <w:r>
+        <w:t xml:space="preserve">올가: 이식 시험이요. 12년 전에 옛날 방법으로 했어요.</w:t>
+      </w:r>
+    </w:p>
+    <w:p>
+      <w:pPr>
+        <w:pStyle w:val="BodyText"/>
+      </w:pPr>
+      <w:r>
+        <w:t xml:space="preserve">주예바: 그럼 이식은 여기서 새로 해요. 심사관에게 12년은 완전히 다른 시대예요.</w:t>
+      </w:r>
+    </w:p>
+    <w:p>
+      <w:pPr>
+        <w:pStyle w:val="BodyText"/>
+      </w:pPr>
+      <w:r>
+        <w:t xml:space="preserve">알렉세이: 그 이식 시험은 얼마나 걸려요?</w:t>
+      </w:r>
+    </w:p>
+    <w:p>
+      <w:pPr>
+        <w:pStyle w:val="BodyText"/>
+      </w:pPr>
+      <w:r>
+        <w:t xml:space="preserve">주예바: 12주, 그게 최소예요. 젤이 조직 안에서 살아 봐야 하고, 그다음 우리가 젤이 어떻게 됐는지 봐요.</w:t>
+      </w:r>
+    </w:p>
+    <w:p>
+      <w:pPr>
+        <w:pStyle w:val="BodyText"/>
+      </w:pPr>
+      <w:r>
+        <w:t xml:space="preserve">알렉세이: 12주면 꼬박 석 달이네요. 더 빨리는 절대 안 돼요?</w:t>
+      </w:r>
+    </w:p>
+    <w:p>
+      <w:pPr>
+        <w:pStyle w:val="BodyText"/>
+      </w:pPr>
+      <w:r>
+        <w:t xml:space="preserve">주예바: 돼요. 하지만 그러면 심사관이 왜 이렇게 빠르냐고 묻고, 석 달을 더 기다리게 해요.</w:t>
+      </w:r>
+    </w:p>
+    <w:p>
+      <w:pPr>
+        <w:pStyle w:val="BodyText"/>
+      </w:pPr>
+      <w:r>
+        <w:t xml:space="preserve">알렉세이: 알겠어요. 「빨리」라는 말은 더 안 할게요. 우리 판지 옆에 적혀 있기까지 하거든요.</w:t>
+      </w:r>
+    </w:p>
+    <w:p>
+      <w:pPr>
+        <w:pStyle w:val="BodyText"/>
+      </w:pPr>
+      <w:r>
+        <w:t xml:space="preserve">주예바: 무슨 판지요? 무슨 말씀인지 모르겠네요.</w:t>
+      </w:r>
+    </w:p>
+    <w:p>
+      <w:pPr>
+        <w:pStyle w:val="BodyText"/>
+      </w:pPr>
+      <w:r>
+        <w:t xml:space="preserve">올가: 묻지 않는 게 나아요. 긴 얘기예요. 이 사람들은 할머니와 회사 협약을 맺었거든요.</w:t>
+      </w:r>
+    </w:p>
+    <w:p>
+      <w:pPr>
+        <w:pStyle w:val="BodyText"/>
+      </w:pPr>
+      <w:r>
+        <w:t xml:space="preserve">주예바: 재밌는 회사네요. 좋아요, 한국 보고서는 이미 번역돼 있어요?</w:t>
+      </w:r>
+    </w:p>
+    <w:p>
+      <w:pPr>
+        <w:pStyle w:val="BodyText"/>
+      </w:pPr>
+      <w:r>
+        <w:t xml:space="preserve">올가: 가리포바 선생님이 용어집에 따라 번역하고 있어요. 용어는 하나씩만 써요.</w:t>
+      </w:r>
+    </w:p>
+    <w:p>
+      <w:pPr>
+        <w:pStyle w:val="BodyText"/>
+      </w:pPr>
+      <w:r>
+        <w:t xml:space="preserve">주예바: 용어집이요? 유통사에서요? 놀랍네요. 보통 저한텐 한 쪽엔 「세포」, 다른 쪽엔 「배양」이라고 쓴 보고서를 가져와요. 심사관은 그걸 1분 만에 보고 바로 질문을 던져요. 그다음엔 나머지 전부를 한참 동안 안 믿죠.</w:t>
+      </w:r>
+    </w:p>
+    <w:p>
+      <w:pPr>
+        <w:pStyle w:val="BodyText"/>
+      </w:pPr>
+      <w:r>
+        <w:t xml:space="preserve">올가: 지난주에 이미 그걸 겪었어요. 한국에선 마케팅까지 자기 단어를 고쳤어요.</w:t>
+      </w:r>
+    </w:p>
+    <w:p>
+      <w:pPr>
+        <w:pStyle w:val="BodyText"/>
+      </w:pPr>
+      <w:r>
+        <w:t xml:space="preserve">주예바: 그럼 앞으로는 빨라지겠네요. 기술 시험은 6주, 이식 포함 생물학 시험은 14주예요.</w:t>
+      </w:r>
+    </w:p>
+    <w:p>
+      <w:pPr>
+        <w:pStyle w:val="BodyText"/>
+      </w:pPr>
+      <w:r>
+        <w:t xml:space="preserve">알렉세이: 14주라… 그러면 결과는 11월 말에야 받겠네요.</w:t>
+      </w:r>
+    </w:p>
+    <w:p>
+      <w:pPr>
+        <w:pStyle w:val="BodyText"/>
+      </w:pPr>
+      <w:r>
+        <w:t xml:space="preserve">주예바: 다 순조로우면 11월 말이요. 젤이 나쁘게 반응하면 대화를 해야 하고, 그건 힘든 대화예요.</w:t>
+      </w:r>
+    </w:p>
+    <w:p>
+      <w:pPr>
+        <w:pStyle w:val="BodyText"/>
+      </w:pPr>
+      <w:r>
+        <w:t xml:space="preserve">알렉세이: 결과가 나쁘게 나오면 그땐 어떻게 하세요?</w:t>
+      </w:r>
+    </w:p>
+    <w:p>
+      <w:pPr>
+        <w:pStyle w:val="BodyText"/>
+      </w:pPr>
+      <w:r>
+        <w:t xml:space="preserve">주예바: 그럼 사실대로 써요. 「조금만 더 좋게」 써 달라고 부탁받을 때도요.</w:t>
+      </w:r>
+    </w:p>
+    <w:p>
+      <w:pPr>
+        <w:pStyle w:val="BodyText"/>
+      </w:pPr>
+      <w:r>
+        <w:t xml:space="preserve">올가: 니나 아르카디예브나, 그건 우리 얘기가 절대 아니에요. 날 알잖아요.</w:t>
+      </w:r>
+    </w:p>
+    <w:p>
+      <w:pPr>
+        <w:pStyle w:val="BodyText"/>
+      </w:pPr>
+      <w:r>
+        <w:t xml:space="preserve">주예바: 알아요. 「조금만 더 좋게」를 원했다면 나한테 안 왔겠죠. 다른 데로 갔을 거고, 그런 데는 많아요. 거긴 나보다 훨씬 자주 웃어요. 특히 현금을 받을 때요.</w:t>
+      </w:r>
+    </w:p>
+    <w:p>
+      <w:pPr>
+        <w:pStyle w:val="BodyText"/>
+      </w:pPr>
+      <w:r>
+        <w:t xml:space="preserve">알렉세이: 저희는 비싸더라도 사실을 쓰는 곳으로 왔어요.</w:t>
+      </w:r>
+    </w:p>
+    <w:p>
+      <w:pPr>
+        <w:pStyle w:val="BodyText"/>
+      </w:pPr>
+      <w:r>
+        <w:t xml:space="preserve">주예바: 네, 비싸요. 그건 곧 직접 알게 될 거예요. 재무 담당을 불러 주세요.</w:t>
       </w:r>
     </w:p>
     <w:bookmarkEnd w:id="34"/>
@@ -3353,239 +3391,239 @@
         <w:pStyle w:val="FirstParagraph"/>
       </w:pPr>
       <w:r>
-        <w:t xml:space="preserve">이리나: 안녕하세요, 니나 아르카디예브나. 재무 담당 이리나 벨로바예요. 복도에서 기다렸어요. 얼마예요?</w:t>
-      </w:r>
-    </w:p>
-    <w:p>
-      <w:pPr>
-        <w:pStyle w:val="BodyText"/>
-      </w:pPr>
-      <w:r>
-        <w:t xml:space="preserve">주예바: 기술 시험 — 80만. 이식 포함 생물학 시험 — 160만. 합계 240만.</w:t>
-      </w:r>
-    </w:p>
-    <w:p>
-      <w:pPr>
-        <w:pStyle w:val="BodyText"/>
-      </w:pPr>
-      <w:r>
-        <w:t xml:space="preserve">이리나: 240만. 한국 GLP 보고서로 금액이 줄어요?</w:t>
-      </w:r>
-    </w:p>
-    <w:p>
-      <w:pPr>
-        <w:pStyle w:val="BodyText"/>
-      </w:pPr>
-      <w:r>
-        <w:t xml:space="preserve">주예바: 이미 줄었어요. 없었으면 350만이에요.</w:t>
-      </w:r>
-    </w:p>
-    <w:p>
-      <w:pPr>
-        <w:pStyle w:val="BodyText"/>
-      </w:pPr>
-      <w:r>
-        <w:t xml:space="preserve">이리나: 정 팀장님 덕분이네요. 작년에 그분이 벌어 둔 걸 지금 우리가 받네요.</w:t>
-      </w:r>
-    </w:p>
-    <w:p>
-      <w:pPr>
-        <w:pStyle w:val="BodyText"/>
-      </w:pPr>
-      <w:r>
-        <w:t xml:space="preserve">주예바: 선불 100퍼센트. 신규 고객은 그게 관례예요.</w:t>
-      </w:r>
-    </w:p>
-    <w:p>
-      <w:pPr>
-        <w:pStyle w:val="BodyText"/>
-      </w:pPr>
-      <w:r>
-        <w:t xml:space="preserve">이리나: 9월에 100퍼센트는 — 힘들어요. 9월 말에 — 공급사에 1,300만.</w:t>
-      </w:r>
-    </w:p>
-    <w:p>
-      <w:pPr>
-        <w:pStyle w:val="BodyText"/>
-      </w:pPr>
-      <w:r>
-        <w:t xml:space="preserve">주예바: 그건 제 문제가 아니에요, 이리나 세르게예브나. 아시잖아요.</w:t>
-      </w:r>
-    </w:p>
-    <w:p>
-      <w:pPr>
-        <w:pStyle w:val="BodyText"/>
-      </w:pPr>
-      <w:r>
-        <w:t xml:space="preserve">이리나: 그럼 — 해결책을요. 지금 30퍼센트, 기술 시험 후 40, 최종 보고서 후 30.</w:t>
-      </w:r>
-    </w:p>
-    <w:p>
-      <w:pPr>
-        <w:pStyle w:val="BodyText"/>
-      </w:pPr>
-      <w:r>
-        <w:t xml:space="preserve">주예바: 마지막 30을 안 내면요?</w:t>
-      </w:r>
-    </w:p>
-    <w:p>
-      <w:pPr>
-        <w:pStyle w:val="BodyText"/>
-      </w:pPr>
-      <w:r>
-        <w:t xml:space="preserve">이리나: 그럼 보고서를 안 주시면 돼요. 보고서 없으면 우린 등록이 없어요. 그보다 좋은 보증은 없어요. 어떤 선불보다 나아요, 믿으세요, 니나 아르카디예브나.</w:t>
-      </w:r>
-    </w:p>
-    <w:p>
-      <w:pPr>
-        <w:pStyle w:val="BodyText"/>
-      </w:pPr>
-      <w:r>
-        <w:t xml:space="preserve">주예바: 논리적이네요. 지불은 어떻게 해요? 현금이면 할인해 달라는 사람이 많아요.</w:t>
-      </w:r>
-    </w:p>
-    <w:p>
-      <w:pPr>
-        <w:pStyle w:val="BodyText"/>
-      </w:pPr>
-      <w:r>
-        <w:t xml:space="preserve">이리나: 계좌 이체만요. 현금은 절대 안 돼요. 우리 기업 협약 1항이에요.</w:t>
-      </w:r>
-    </w:p>
-    <w:p>
-      <w:pPr>
-        <w:pStyle w:val="BodyText"/>
-      </w:pPr>
-      <w:r>
-        <w:t xml:space="preserve">주예바: 좋아요. 30, 40, 30. 계좌 이체. 계약은 오늘. 단 조건 하나.</w:t>
-      </w:r>
-    </w:p>
-    <w:p>
-      <w:pPr>
-        <w:pStyle w:val="BodyText"/>
-      </w:pPr>
-      <w:r>
-        <w:t xml:space="preserve">이리나: 뭔데요?</w:t>
-      </w:r>
-    </w:p>
-    <w:p>
-      <w:pPr>
-        <w:pStyle w:val="BodyText"/>
-      </w:pPr>
-      <w:r>
-        <w:t xml:space="preserve">주예바: 한국 보고서에 질문이 생기면 — 정 팀장이 답해요. 직접.</w:t>
-      </w:r>
-    </w:p>
-    <w:p>
-      <w:pPr>
-        <w:pStyle w:val="BodyText"/>
-      </w:pPr>
-      <w:r>
-        <w:t xml:space="preserve">올가: 통역사 한 명을 거쳐서요. 도윤. 살아 있는 사전이에요.</w:t>
-      </w:r>
-    </w:p>
-    <w:p>
-      <w:pPr>
-        <w:pStyle w:val="BodyText"/>
-      </w:pPr>
-      <w:r>
-        <w:t xml:space="preserve">주예바: 통역사 하나는 괜찮아요. 열 명이면 말 전달 놀이죠.</w:t>
-      </w:r>
-    </w:p>
-    <w:p>
-      <w:pPr>
-        <w:pStyle w:val="BodyText"/>
-      </w:pPr>
-      <w:r>
-        <w:t xml:space="preserve">이리나: 그럼 지금 72만을 내요. 나머진 10월과 12월에.</w:t>
-      </w:r>
-    </w:p>
-    <w:p>
-      <w:pPr>
-        <w:pStyle w:val="BodyText"/>
-      </w:pPr>
-      <w:r>
-        <w:t xml:space="preserve">알렉세이: 이리나, 그럼 9월엔 돈이 덜 필요한 거예요?</w:t>
-      </w:r>
-    </w:p>
-    <w:p>
-      <w:pPr>
-        <w:pStyle w:val="BodyText"/>
-      </w:pPr>
-      <w:r>
-        <w:t xml:space="preserve">이리나: 아니요. 9월엔 똑같이 필요해요. 공급사에 1,300. 그건 안 변해요. 하지만 10월엔 급여 줄 돈이 있게 돼요. 우리 표에서 9월과 10월은 서로 다른 달이에요.</w:t>
-      </w:r>
-    </w:p>
-    <w:p>
-      <w:pPr>
-        <w:pStyle w:val="BodyText"/>
-      </w:pPr>
-      <w:r>
-        <w:t xml:space="preserve">주예바: 석 달 앞을 계산하시네요. 유통사에선 드문 일이에요.</w:t>
-      </w:r>
-    </w:p>
-    <w:p>
-      <w:pPr>
-        <w:pStyle w:val="BodyText"/>
-      </w:pPr>
-      <w:r>
-        <w:t xml:space="preserve">이리나: 전 감사인 출신이에요. 3년 뒤를 돌아보고, 석 달 앞을 계산해요.</w:t>
-      </w:r>
-    </w:p>
-    <w:p>
-      <w:pPr>
-        <w:pStyle w:val="BodyText"/>
-      </w:pPr>
-      <w:r>
-        <w:t xml:space="preserve">주예바: 그럼 심사관들과 잘 맞겠네요. 그들도 뒤를 봐요. 늘.</w:t>
-      </w:r>
-    </w:p>
-    <w:p>
-      <w:pPr>
-        <w:pStyle w:val="BodyText"/>
-      </w:pPr>
-      <w:r>
-        <w:t xml:space="preserve">알렉세이: 니나 아르카디예브나, 감사합니다. 마지막 질문 하나 해도 될까요?</w:t>
-      </w:r>
-    </w:p>
-    <w:p>
-      <w:pPr>
-        <w:pStyle w:val="BodyText"/>
-      </w:pPr>
-      <w:r>
-        <w:t xml:space="preserve">주예바: 돼요. 「빨리」에 관한 것만 아니면.</w:t>
-      </w:r>
-    </w:p>
-    <w:p>
-      <w:pPr>
-        <w:pStyle w:val="BodyText"/>
-      </w:pPr>
-      <w:r>
-        <w:t xml:space="preserve">알렉세이: 아니에요. 왜 시험소에서 일하게 되셨어요?</w:t>
-      </w:r>
-    </w:p>
-    <w:p>
-      <w:pPr>
-        <w:pStyle w:val="BodyText"/>
-      </w:pPr>
-      <w:r>
-        <w:t xml:space="preserve">주예바: 90년대 여기엔 돈만 주면 뭐든 써 주는 시험소가 셋 있었어요. 진실을 쓰는 곳이 적어도 하나는 있었으면 했어요. 30년째 지키고 있죠.</w:t>
-      </w:r>
-    </w:p>
-    <w:p>
-      <w:pPr>
-        <w:pStyle w:val="BodyText"/>
-      </w:pPr>
-      <w:r>
-        <w:t xml:space="preserve">알렉세이: 우리 할머니 같네요. 40년 동안 표기 없는 상자를 받지 않으셨어요.</w:t>
-      </w:r>
-    </w:p>
-    <w:p>
-      <w:pPr>
-        <w:pStyle w:val="BodyText"/>
-      </w:pPr>
-      <w:r>
-        <w:t xml:space="preserve">주예바: 할머님께 전해요: 우린 같은 일을 해요. 나한텐 현미경, 그분껜 눈.</w:t>
+        <w:t xml:space="preserve">이리나: 안녕하세요, 니나 아르카디예브나. 재무를 맡은 이리나 벨로바예요. 복도에서 기다렸어요. 얼마예요?</w:t>
+      </w:r>
+    </w:p>
+    <w:p>
+      <w:pPr>
+        <w:pStyle w:val="BodyText"/>
+      </w:pPr>
+      <w:r>
+        <w:t xml:space="preserve">주예바: 기술 시험은 80만, 이식 포함 생물학 시험은 160만. 합계 240만이에요.</w:t>
+      </w:r>
+    </w:p>
+    <w:p>
+      <w:pPr>
+        <w:pStyle w:val="BodyText"/>
+      </w:pPr>
+      <w:r>
+        <w:t xml:space="preserve">이리나: 240만이요. 한국 GLP 보고서로 금액이 좀 줄어드나요?</w:t>
+      </w:r>
+    </w:p>
+    <w:p>
+      <w:pPr>
+        <w:pStyle w:val="BodyText"/>
+      </w:pPr>
+      <w:r>
+        <w:t xml:space="preserve">주예바: 이미 줄었어요. 그게 없었으면 350만이었을 거예요.</w:t>
+      </w:r>
+    </w:p>
+    <w:p>
+      <w:pPr>
+        <w:pStyle w:val="BodyText"/>
+      </w:pPr>
+      <w:r>
+        <w:t xml:space="preserve">이리나: 그럼 정 팀장님께 감사해야겠네요. 작년에 그분이 벌어 둔 걸 우리가 지금 받는 거니까요.</w:t>
+      </w:r>
+    </w:p>
+    <w:p>
+      <w:pPr>
+        <w:pStyle w:val="BodyText"/>
+      </w:pPr>
+      <w:r>
+        <w:t xml:space="preserve">주예바: 100% 선불이에요. 신규 고객은 예외 없이 다 그래요.</w:t>
+      </w:r>
+    </w:p>
+    <w:p>
+      <w:pPr>
+        <w:pStyle w:val="BodyText"/>
+      </w:pPr>
+      <w:r>
+        <w:t xml:space="preserve">이리나: 9월에 100%는 우리한테 너무 힘들어요. 9월 말에 공급사에 1,300만을 내야 하거든요.</w:t>
+      </w:r>
+    </w:p>
+    <w:p>
+      <w:pPr>
+        <w:pStyle w:val="BodyText"/>
+      </w:pPr>
+      <w:r>
+        <w:t xml:space="preserve">주예바: 하지만 그건 제 문제가 아니에요, 이리나 세르게예브나. 아시잖아요.</w:t>
+      </w:r>
+    </w:p>
+    <w:p>
+      <w:pPr>
+        <w:pStyle w:val="BodyText"/>
+      </w:pPr>
+      <w:r>
+        <w:t xml:space="preserve">이리나: 알아요. 그래서 문제가 아니라 해결책을 제안해요. 지금 30%, 기술 시험 후 40%, 성적서 후 30%.</w:t>
+      </w:r>
+    </w:p>
+    <w:p>
+      <w:pPr>
+        <w:pStyle w:val="BodyText"/>
+      </w:pPr>
+      <w:r>
+        <w:t xml:space="preserve">주예바: 마지막 30%를 안 내면요? 그땐 저는 어떻게 해요?</w:t>
+      </w:r>
+    </w:p>
+    <w:p>
+      <w:pPr>
+        <w:pStyle w:val="BodyText"/>
+      </w:pPr>
+      <w:r>
+        <w:t xml:space="preserve">이리나: 그럼 그냥 성적서를 안 주시면 돼요. 성적서가 없으면 우린 등록을 못 해요. 그게 받으실 수 있는 최고의 보증이에요. 어떤 선불보다 나아요, 믿으세요, 니나 아르카디예브나. 제때 내는 데 가장 목매는 건 우리예요.</w:t>
+      </w:r>
+    </w:p>
+    <w:p>
+      <w:pPr>
+        <w:pStyle w:val="BodyText"/>
+      </w:pPr>
+      <w:r>
+        <w:t xml:space="preserve">주예바: 논리적이네요, 반박할 수가 없어요. 결제는 어떻게 해요? 현금이면 할인해 달라는 사람이 많은데.</w:t>
+      </w:r>
+    </w:p>
+    <w:p>
+      <w:pPr>
+        <w:pStyle w:val="BodyText"/>
+      </w:pPr>
+      <w:r>
+        <w:t xml:space="preserve">이리나: 계좌 이체만이요. 현금은 절대 안 돼요. 그게 우리 회사 협약 1조예요.</w:t>
+      </w:r>
+    </w:p>
+    <w:p>
+      <w:pPr>
+        <w:pStyle w:val="BodyText"/>
+      </w:pPr>
+      <w:r>
+        <w:t xml:space="preserve">주예바: 좋아요. 30, 40, 30, 전부 계좌 이체. 계약은 오늘 하죠. 그런데 조건이 하나 있어요.</w:t>
+      </w:r>
+    </w:p>
+    <w:p>
+      <w:pPr>
+        <w:pStyle w:val="BodyText"/>
+      </w:pPr>
+      <w:r>
+        <w:t xml:space="preserve">이리나: 무슨 조건이요? 합리적이면 당연히 동의할게요.</w:t>
+      </w:r>
+    </w:p>
+    <w:p>
+      <w:pPr>
+        <w:pStyle w:val="BodyText"/>
+      </w:pPr>
+      <w:r>
+        <w:t xml:space="preserve">주예바: 한국 보고서에 대해 질문이 생기면 정 팀장이 직접 답할 것.</w:t>
+      </w:r>
+    </w:p>
+    <w:p>
+      <w:pPr>
+        <w:pStyle w:val="BodyText"/>
+      </w:pPr>
+      <w:r>
+        <w:t xml:space="preserve">올가: 통역사 한 명, 도윤을 거쳐서요. 우리의 살아 있는 사전이에요.</w:t>
+      </w:r>
+    </w:p>
+    <w:p>
+      <w:pPr>
+        <w:pStyle w:val="BodyText"/>
+      </w:pPr>
+      <w:r>
+        <w:t xml:space="preserve">주예바: 통역사 한 명은 괜찮아요. 열 명이면 그건 말 전하기 놀이죠.</w:t>
+      </w:r>
+    </w:p>
+    <w:p>
+      <w:pPr>
+        <w:pStyle w:val="BodyText"/>
+      </w:pPr>
+      <w:r>
+        <w:t xml:space="preserve">이리나: 그럼 지금 72만을 내고, 나머지는 10월과 12월에 내는 거네요.</w:t>
+      </w:r>
+    </w:p>
+    <w:p>
+      <w:pPr>
+        <w:pStyle w:val="BodyText"/>
+      </w:pPr>
+      <w:r>
+        <w:t xml:space="preserve">알렉세이: 이리나, 그럼 9월에 필요한 돈이 이제 줄어든다는 뜻이에요?</w:t>
+      </w:r>
+    </w:p>
+    <w:p>
+      <w:pPr>
+        <w:pStyle w:val="BodyText"/>
+      </w:pPr>
+      <w:r>
+        <w:t xml:space="preserve">이리나: 아니요, 9월엔 똑같이 필요해요. 공급사에 1,300만, 그건 안 바뀌어요. 하지만 10월에 월급 줄 돈이 생겨요. 우리 표에서 9월과 10월은 다른 달이고, 각각 따로 버텨 내야 해요.</w:t>
+      </w:r>
+    </w:p>
+    <w:p>
+      <w:pPr>
+        <w:pStyle w:val="BodyText"/>
+      </w:pPr>
+      <w:r>
+        <w:t xml:space="preserve">주예바: 석 달 앞을 계산하시네요. 유통사에선 아주 드문 일이에요.</w:t>
+      </w:r>
+    </w:p>
+    <w:p>
+      <w:pPr>
+        <w:pStyle w:val="BodyText"/>
+      </w:pPr>
+      <w:r>
+        <w:t xml:space="preserve">이리나: 전직 감사인이라서요. 3년 뒤를 돌아보고, 석 달 앞을 계산해요.</w:t>
+      </w:r>
+    </w:p>
+    <w:p>
+      <w:pPr>
+        <w:pStyle w:val="BodyText"/>
+      </w:pPr>
+      <w:r>
+        <w:t xml:space="preserve">주예바: 그럼 심사관들과 잘 맞을 거예요. 그 사람들도 늘 뒤를 보거든요.</w:t>
+      </w:r>
+    </w:p>
+    <w:p>
+      <w:pPr>
+        <w:pStyle w:val="BodyText"/>
+      </w:pPr>
+      <w:r>
+        <w:t xml:space="preserve">알렉세이: 니나 아르카디예브나, 정말 고맙습니다. 마지막으로 하나 여쭤봐도 될까요?</w:t>
+      </w:r>
+    </w:p>
+    <w:p>
+      <w:pPr>
+        <w:pStyle w:val="BodyText"/>
+      </w:pPr>
+      <w:r>
+        <w:t xml:space="preserve">주예바: 돼요, 「빨리」만 아니면요. 그 말은 오늘 이미 들었어요.</w:t>
+      </w:r>
+    </w:p>
+    <w:p>
+      <w:pPr>
+        <w:pStyle w:val="BodyText"/>
+      </w:pPr>
+      <w:r>
+        <w:t xml:space="preserve">알렉세이: 아니요, 그게 아니에요. 왜 시험소에서 일하게 되셨어요?</w:t>
+      </w:r>
+    </w:p>
+    <w:p>
+      <w:pPr>
+        <w:pStyle w:val="BodyText"/>
+      </w:pPr>
+      <w:r>
+        <w:t xml:space="preserve">주예바: 90년대에 여기 시험소가 셋 있었는데, 다 돈만 주면 뭐든 써 줬어요. 사실을 쓰는 곳이 하나는 있었으면 했어요. 그렇게 30년을 버텨 왔어요. 별의별 제안을 다 받았지만요.</w:t>
+      </w:r>
+    </w:p>
+    <w:p>
+      <w:pPr>
+        <w:pStyle w:val="BodyText"/>
+      </w:pPr>
+      <w:r>
+        <w:t xml:space="preserve">알렉세이: 꼭 우리 할머니 같아요. 40년 동안 글자 없는 상자는 안 받으셨거든요.</w:t>
+      </w:r>
+    </w:p>
+    <w:p>
+      <w:pPr>
+        <w:pStyle w:val="BodyText"/>
+      </w:pPr>
+      <w:r>
+        <w:t xml:space="preserve">주예바: 할머님께 전해 주세요. 우린 같은 일을 한다고. 나는 현미경으로, 그분은 눈으로.</w:t>
       </w:r>
     </w:p>
     <w:bookmarkEnd w:id="35"/>
@@ -3603,199 +3641,199 @@
         <w:pStyle w:val="FirstParagraph"/>
       </w:pPr>
       <w:r>
-        <w:t xml:space="preserve">이리나: 금요일. 표. 약속한 대화. 모두 앉아요.</w:t>
-      </w:r>
-    </w:p>
-    <w:p>
-      <w:pPr>
-        <w:pStyle w:val="BodyText"/>
-      </w:pPr>
-      <w:r>
-        <w:t xml:space="preserve">알렉세이: 준비됐어요. 제안은 간단해요. 은행이 아파트로 500만을 더 빌려줄 거예요. 감정가로 가능해요.</w:t>
-      </w:r>
-    </w:p>
-    <w:p>
-      <w:pPr>
-        <w:pStyle w:val="BodyText"/>
-      </w:pPr>
-      <w:r>
-        <w:t xml:space="preserve">이리나: 가능하죠. 총 900만까지. 이미 400을 빌렸으니, 500 더 가능해요.</w:t>
-      </w:r>
-    </w:p>
-    <w:p>
-      <w:pPr>
-        <w:pStyle w:val="BodyText"/>
-      </w:pPr>
-      <w:r>
-        <w:t xml:space="preserve">알렉세이: 그럼 구멍을 막아요. 세진 370, 우리 80, 계좌 300, 은행 500. 1,250만. 은행에 전화 한 통으로 구멍이 거의 다 막혀요.</w:t>
-      </w:r>
-    </w:p>
-    <w:p>
-      <w:pPr>
-        <w:pStyle w:val="BodyText"/>
-      </w:pPr>
-      <w:r>
-        <w:t xml:space="preserve">올가: 50만이 모자라네요. 늘 그렇듯.</w:t>
-      </w:r>
-    </w:p>
-    <w:p>
-      <w:pPr>
-        <w:pStyle w:val="BodyText"/>
-      </w:pPr>
-      <w:r>
-        <w:t xml:space="preserve">이리나: 50만이 핵심이 아니에요. 핵심은 대출 상환액이에요. 지금 7만 2천. 16만이 돼요.</w:t>
-      </w:r>
-    </w:p>
-    <w:p>
-      <w:pPr>
-        <w:pStyle w:val="BodyText"/>
-      </w:pPr>
-      <w:r>
-        <w:t xml:space="preserve">알렉세이: 월 16만. 회사는 저한테 5만을 줘요.</w:t>
-      </w:r>
-    </w:p>
-    <w:p>
-      <w:pPr>
-        <w:pStyle w:val="BodyText"/>
-      </w:pPr>
-      <w:r>
-        <w:t xml:space="preserve">이리나: 그러니까 매달 당신 주머니에서 11만이 나가요. 따로 떼어 둔 1년 치는 12개월이 아니라 7개월 만에 끝나요. 단순한 산수예요, 알렉세이, 감정 없이.</w:t>
-      </w:r>
-    </w:p>
-    <w:p>
-      <w:pPr>
-        <w:pStyle w:val="BodyText"/>
-      </w:pPr>
-      <w:r>
-        <w:t xml:space="preserve">알렉세이: 그런데 등록은 15개월 뒤예요.</w:t>
-      </w:r>
-    </w:p>
-    <w:p>
-      <w:pPr>
-        <w:pStyle w:val="BodyText"/>
-      </w:pPr>
-      <w:r>
-        <w:t xml:space="preserve">이리나: 그거예요. 8개월 동안 은행에 갚을 수가 없어요. 아무것도 안 바뀌면요.</w:t>
-      </w:r>
-    </w:p>
-    <w:p>
-      <w:pPr>
-        <w:pStyle w:val="BodyText"/>
-      </w:pPr>
-      <w:r>
-        <w:t xml:space="preserve">알렉세이: 바뀔 거예요. 판매가 생길 거고. 투자자도. 란스코이.</w:t>
-      </w:r>
-    </w:p>
-    <w:p>
-      <w:pPr>
-        <w:pStyle w:val="BodyText"/>
-      </w:pPr>
-      <w:r>
-        <w:t xml:space="preserve">이리나: 「생길 거예요」는 표의 줄이 아니에요. 희망이죠. 윤 대표님이 그랬잖아요: 「희망은 팔지 않는다.」</w:t>
-      </w:r>
-    </w:p>
-    <w:p>
-      <w:pPr>
-        <w:pStyle w:val="BodyText"/>
-      </w:pPr>
-      <w:r>
-        <w:t xml:space="preserve">올가: 벨로바, 그럼 뭘 제안해요? 500 없으면 9월에 못 내요. 그럼 신뢰가 끝나요. 두 번은 없어요. 그건 어떤 은행 대출보다 훨씬 나빠요.</w:t>
-      </w:r>
-    </w:p>
-    <w:p>
-      <w:pPr>
-        <w:pStyle w:val="BodyText"/>
-      </w:pPr>
-      <w:r>
-        <w:t xml:space="preserve">이리나: 알아요. 그래서 「안 돼요」라고 하지 않아요. 「돼요, 단 조건부로」라고 하죠.</w:t>
-      </w:r>
-    </w:p>
-    <w:p>
-      <w:pPr>
-        <w:pStyle w:val="BodyText"/>
-      </w:pPr>
-      <w:r>
-        <w:t xml:space="preserve">알렉세이: 어떤 조건이요?</w:t>
-      </w:r>
-    </w:p>
-    <w:p>
-      <w:pPr>
-        <w:pStyle w:val="BodyText"/>
-      </w:pPr>
-      <w:r>
-        <w:t xml:space="preserve">이리나: 첫째. 회사는 당신 대여금을 먼저 갚아요. 돈이 생기면 어떤 상여나 배당보다 먼저. 의사록에 적어요. 그건 당신을 위한 보호지, 우리의 아량이 아니에요, 알렉세이.</w:t>
-      </w:r>
-    </w:p>
-    <w:p>
-      <w:pPr>
-        <w:pStyle w:val="BodyText"/>
-      </w:pPr>
-      <w:r>
-        <w:t xml:space="preserve">알렉세이: 동의해요.</w:t>
-      </w:r>
-    </w:p>
-    <w:p>
-      <w:pPr>
-        <w:pStyle w:val="BodyText"/>
-      </w:pPr>
-      <w:r>
-        <w:t xml:space="preserve">이리나: 둘째. 투자자 돈은 — 먼저 당신의 두 번째 대출에.</w:t>
-      </w:r>
-    </w:p>
-    <w:p>
-      <w:pPr>
-        <w:pStyle w:val="BodyText"/>
-      </w:pPr>
-      <w:r>
-        <w:t xml:space="preserve">올가: 공정해요. 이 사람은 지붕을 걸고, 우리는 안 걸었으니까.</w:t>
-      </w:r>
-    </w:p>
-    <w:p>
-      <w:pPr>
-        <w:pStyle w:val="BodyText"/>
-      </w:pPr>
-      <w:r>
-        <w:t xml:space="preserve">이리나: 셋째. 마지막 50만은 저와 올가 페트로브나가 막아요. 석 달 동안 급여를 포기해요.</w:t>
-      </w:r>
-    </w:p>
-    <w:p>
-      <w:pPr>
-        <w:pStyle w:val="BodyText"/>
-      </w:pPr>
-      <w:r>
-        <w:t xml:space="preserve">올가: 포기한다고요? 벨로바, 나한테 안 물어봤잖아요.</w:t>
-      </w:r>
-    </w:p>
-    <w:p>
-      <w:pPr>
-        <w:pStyle w:val="BodyText"/>
-      </w:pPr>
-      <w:r>
-        <w:t xml:space="preserve">이리나: 지금 물어요. 올가 페트로브나, 석 달 동안 반일 급여 없이요. 아드님은 3년째 바다 없이.</w:t>
-      </w:r>
-    </w:p>
-    <w:p>
-      <w:pPr>
-        <w:pStyle w:val="BodyText"/>
-      </w:pPr>
-      <w:r>
-        <w:t xml:space="preserve">올가: 우리 아들은 철학자가 될 거예요. 동의해요. 하지만 적어요: 나도 위험을 진다고.</w:t>
-      </w:r>
-    </w:p>
-    <w:p>
-      <w:pPr>
-        <w:pStyle w:val="BodyText"/>
-      </w:pPr>
-      <w:r>
-        <w:t xml:space="preserve">알렉세이: 이리나, 올가 페트로브나. 고마워요. 뭐라고 해야 할지 모르겠어요.</w:t>
-      </w:r>
-    </w:p>
-    <w:p>
-      <w:pPr>
-        <w:pStyle w:val="BodyText"/>
-      </w:pPr>
-      <w:r>
-        <w:t xml:space="preserve">올가: 8개월 뒤 은행에 「감사합니다」라고 해요. 갚고 나서.</w:t>
+        <w:t xml:space="preserve">이리나: 오늘은 금요일이고, 표가 있어요. 약속했던 얘기를 시작할 때예요. 다들 앉으세요.</w:t>
+      </w:r>
+    </w:p>
+    <w:p>
+      <w:pPr>
+        <w:pStyle w:val="BodyText"/>
+      </w:pPr>
+      <w:r>
+        <w:t xml:space="preserve">알렉세이: 준비됐어요. 제안은 간단해요. 은행이 아파트 담보로 500만을 더 줄 거예요. 감정가가 돼요.</w:t>
+      </w:r>
+    </w:p>
+    <w:p>
+      <w:pPr>
+        <w:pStyle w:val="BodyText"/>
+      </w:pPr>
+      <w:r>
+        <w:t xml:space="preserve">이리나: 네, 돼요. 최대 900만까지요. 400만은 이미 받았으니 500만을 더 받을 수 있어요.</w:t>
+      </w:r>
+    </w:p>
+    <w:p>
+      <w:pPr>
+        <w:pStyle w:val="BodyText"/>
+      </w:pPr>
+      <w:r>
+        <w:t xml:space="preserve">알렉세이: 그럼 구멍을 막아요. 세진에서 370만, 우리한테서 80만, 계좌에 300만, 은행에서 500만이면 1,250만이에요. 은행 전화 한 통으로 구멍이 거의 다 막혀요. 투자자를 기다릴 필요도 없고요.</w:t>
+      </w:r>
+    </w:p>
+    <w:p>
+      <w:pPr>
+        <w:pStyle w:val="BodyText"/>
+      </w:pPr>
+      <w:r>
+        <w:t xml:space="preserve">올가: 그리고 늘 그렇듯 50만이 모자라죠.</w:t>
+      </w:r>
+    </w:p>
+    <w:p>
+      <w:pPr>
+        <w:pStyle w:val="BodyText"/>
+      </w:pPr>
+      <w:r>
+        <w:t xml:space="preserve">이리나: 50만은 중요한 게 아니에요. 중요한 건 대출 상환금이에요. 지금 7만 2천인데, 16만이 될 거예요.</w:t>
+      </w:r>
+    </w:p>
+    <w:p>
+      <w:pPr>
+        <w:pStyle w:val="BodyText"/>
+      </w:pPr>
+      <w:r>
+        <w:t xml:space="preserve">알렉세이: 한 달에 16만인데, 회사가 저한테 주는 월급은 5만이에요.</w:t>
+      </w:r>
+    </w:p>
+    <w:p>
+      <w:pPr>
+        <w:pStyle w:val="BodyText"/>
+      </w:pPr>
+      <w:r>
+        <w:t xml:space="preserve">이리나: 그러니까 매달 당신 주머니에서 11만이 나가요. 떼어 둔 1년 치는 12개월이 아니라 7개월 만에 바닥나요. 감정 없는 단순한 산수예요, 알렉세이. 그리고 전 이걸 보여 드려야 할 의무가 있어요.</w:t>
+      </w:r>
+    </w:p>
+    <w:p>
+      <w:pPr>
+        <w:pStyle w:val="BodyText"/>
+      </w:pPr>
+      <w:r>
+        <w:t xml:space="preserve">알렉세이: 그런데 등록은 15개월 뒤에야 되겠죠. 알아요.</w:t>
+      </w:r>
+    </w:p>
+    <w:p>
+      <w:pPr>
+        <w:pStyle w:val="BodyText"/>
+      </w:pPr>
+      <w:r>
+        <w:t xml:space="preserve">이리나: 바로 그거예요. 아무것도 안 바뀌면 8개월 동안 은행에 갚을 수 없어요.</w:t>
+      </w:r>
+    </w:p>
+    <w:p>
+      <w:pPr>
+        <w:pStyle w:val="BodyText"/>
+      </w:pPr>
+      <w:r>
+        <w:t xml:space="preserve">알렉세이: 하지만 다 바뀔 거예요. 판매도 생기고, 투자자도 생겨요. 예를 들어 란스코이.</w:t>
+      </w:r>
+    </w:p>
+    <w:p>
+      <w:pPr>
+        <w:pStyle w:val="BodyText"/>
+      </w:pPr>
+      <w:r>
+        <w:t xml:space="preserve">이리나: 「생길 거예요」는 표의 한 줄이 아니라 희망이에요. 윤 대표님은 「희망은 팔지 않는다」고 하셨어요.</w:t>
+      </w:r>
+    </w:p>
+    <w:p>
+      <w:pPr>
+        <w:pStyle w:val="BodyText"/>
+      </w:pPr>
+      <w:r>
+        <w:t xml:space="preserve">올가: 벨로바, 그럼 당신은 뭘 제안해요? 500만 없이는 9월에 못 내고, 그럼 신뢰가 끝나요. 신뢰는 두 번 주지 않고, 그건 어떤 은행 대출보다 훨씬 나빠요. 믿어요.</w:t>
+      </w:r>
+    </w:p>
+    <w:p>
+      <w:pPr>
+        <w:pStyle w:val="BodyText"/>
+      </w:pPr>
+      <w:r>
+        <w:t xml:space="preserve">이리나: 알아요, 그래서 「안 된다」고 하지 않아요. 「예, 단 조건부로」라고 하는 거예요.</w:t>
+      </w:r>
+    </w:p>
+    <w:p>
+      <w:pPr>
+        <w:pStyle w:val="BodyText"/>
+      </w:pPr>
+      <w:r>
+        <w:t xml:space="preserve">알렉세이: 무슨 조건이요? 말해요, 들을 준비 됐어요.</w:t>
+      </w:r>
+    </w:p>
+    <w:p>
+      <w:pPr>
+        <w:pStyle w:val="BodyText"/>
+      </w:pPr>
+      <w:r>
+        <w:t xml:space="preserve">이리나: 첫째, 돈이 생기면 회사는 어떤 보너스나 배당보다 먼저 당신 대여금을 갚아요. 그걸 의사록에 적어요. 그건 우리의 너그러움이 아니라 당신을 위한 보호예요, 알렉세이. 따지지 마세요.</w:t>
+      </w:r>
+    </w:p>
+    <w:p>
+      <w:pPr>
+        <w:pStyle w:val="BodyText"/>
+      </w:pPr>
+      <w:r>
+        <w:t xml:space="preserve">알렉세이: 동의해요, 따지지 않을게요. 정직한 조건이에요.</w:t>
+      </w:r>
+    </w:p>
+    <w:p>
+      <w:pPr>
+        <w:pStyle w:val="BodyText"/>
+      </w:pPr>
+      <w:r>
+        <w:t xml:space="preserve">이리나: 둘째, 투자자 돈은 먼저 당신의 두 번째 대출로 가고, 나머지는 그다음이에요.</w:t>
+      </w:r>
+    </w:p>
+    <w:p>
+      <w:pPr>
+        <w:pStyle w:val="BodyText"/>
+      </w:pPr>
+      <w:r>
+        <w:t xml:space="preserve">올가: 공정하네요. 이 사람은 자기 지붕을 걸지만 우린 아니니까요.</w:t>
+      </w:r>
+    </w:p>
+    <w:p>
+      <w:pPr>
+        <w:pStyle w:val="BodyText"/>
+      </w:pPr>
+      <w:r>
+        <w:t xml:space="preserve">이리나: 셋째, 마지막 50만은 저와 올가 페트로브나가 막아요. 석 달 동안 급여를 포기하는 거예요.</w:t>
+      </w:r>
+    </w:p>
+    <w:p>
+      <w:pPr>
+        <w:pStyle w:val="BodyText"/>
+      </w:pPr>
+      <w:r>
+        <w:t xml:space="preserve">올가: 포기한다고요? 벨로바, 나한테 묻지도 않았잖아요!</w:t>
+      </w:r>
+    </w:p>
+    <w:p>
+      <w:pPr>
+        <w:pStyle w:val="BodyText"/>
+      </w:pPr>
+      <w:r>
+        <w:t xml:space="preserve">이리나: 그래서 지금 묻는 거예요. 올가 페트로브나, 석 달 동안 반일 급여 없이요. 아드님은 3년째 바다 없이.</w:t>
+      </w:r>
+    </w:p>
+    <w:p>
+      <w:pPr>
+        <w:pStyle w:val="BodyText"/>
+      </w:pPr>
+      <w:r>
+        <w:t xml:space="preserve">올가: 그럼 우리 아들은 철학자가 되겠네요. 동의해요. 하지만 적어 둬요. 나도 위험을 진다고.</w:t>
+      </w:r>
+    </w:p>
+    <w:p>
+      <w:pPr>
+        <w:pStyle w:val="BodyText"/>
+      </w:pPr>
+      <w:r>
+        <w:t xml:space="preserve">알렉세이: 이리나, 올가 페트로브나, 고마워요. 뭐라고 해야 할지 모르겠어요.</w:t>
+      </w:r>
+    </w:p>
+    <w:p>
+      <w:pPr>
+        <w:pStyle w:val="BodyText"/>
+      </w:pPr>
+      <w:r>
+        <w:t xml:space="preserve">올가: 8개월 뒤 은행에 다 갚고 나서 「고맙다」고 해요. 그게 어떤 말보다 나을 거예요.</w:t>
       </w:r>
     </w:p>
     <w:bookmarkEnd w:id="36"/>
@@ -3813,119 +3851,119 @@
         <w:pStyle w:val="FirstParagraph"/>
       </w:pPr>
       <w:r>
-        <w:t xml:space="preserve">베라: 알료샤, 나다. 지나가 그러는데 너 또 아파트를 잡힌다며. 사실이니?</w:t>
-      </w:r>
-    </w:p>
-    <w:p>
-      <w:pPr>
-        <w:pStyle w:val="BodyText"/>
-      </w:pPr>
-      <w:r>
-        <w:t xml:space="preserve">알렉세이: 할머니, 지나 아주머니가 어떻게 알아요? 아무한테도 말 안 했는데.</w:t>
-      </w:r>
-    </w:p>
-    <w:p>
-      <w:pPr>
-        <w:pStyle w:val="BodyText"/>
-      </w:pPr>
-      <w:r>
-        <w:t xml:space="preserve">베라: 네가 아빠한테 말했지. 아빠가 엄마한테. 엄마가 지나한테. 지나가 나한테. 마을 라디오는 잘 돌아가.</w:t>
-      </w:r>
-    </w:p>
-    <w:p>
-      <w:pPr>
-        <w:pStyle w:val="BodyText"/>
-      </w:pPr>
-      <w:r>
-        <w:t xml:space="preserve">알렉세이: 사실이에요. 500만 더. 한국에 제때 내려고요.</w:t>
-      </w:r>
-    </w:p>
-    <w:p>
-      <w:pPr>
-        <w:pStyle w:val="BodyText"/>
-      </w:pPr>
-      <w:r>
-        <w:t xml:space="preserve">베라: 나한테 돈이 있다. 60만. 30년 모았어. 장례 치를 돈으로.</w:t>
-      </w:r>
-    </w:p>
-    <w:p>
-      <w:pPr>
-        <w:pStyle w:val="BodyText"/>
-      </w:pPr>
-      <w:r>
-        <w:t xml:space="preserve">알렉세이: 할머니, 안 돼요. 말도 꺼내지 마세요.</w:t>
-      </w:r>
-    </w:p>
-    <w:p>
-      <w:pPr>
-        <w:pStyle w:val="BodyText"/>
-      </w:pPr>
-      <w:r>
-        <w:t xml:space="preserve">베라: 왜 안 돼? 장례는 기다려 줄 거다. 아직 갈 생각 없어.</w:t>
-      </w:r>
-    </w:p>
-    <w:p>
-      <w:pPr>
-        <w:pStyle w:val="BodyText"/>
-      </w:pPr>
-      <w:r>
-        <w:t xml:space="preserve">알렉세이: 「해를 끼치지 말라」니까요. 그건 할머니한테도 해당돼요. 다 타 버려도 할머니 장례 비용은 안 받아요. 이건 의논 대상이 아니에요, 할머니, 시작도 하지 마세요.</w:t>
-      </w:r>
-    </w:p>
-    <w:p>
-      <w:pPr>
-        <w:pStyle w:val="BodyText"/>
-      </w:pPr>
-      <w:r>
-        <w:t xml:space="preserve">베라: 고집하고는. 나를 쏙 빼닮았어.</w:t>
-      </w:r>
-    </w:p>
-    <w:p>
-      <w:pPr>
-        <w:pStyle w:val="BodyText"/>
-      </w:pPr>
-      <w:r>
-        <w:t xml:space="preserve">알렉세이: 할머니를 쏙 빼닮았죠. 이리나와 올가 페트로브나가 급여를 포기했어요. 우리가 구멍을 막았어요. 할머니 없이.</w:t>
-      </w:r>
-    </w:p>
-    <w:p>
-      <w:pPr>
-        <w:pStyle w:val="BodyText"/>
-      </w:pPr>
-      <w:r>
-        <w:t xml:space="preserve">베라: 좋은 여자들을 뒀구나. 아껴라. 내 60만보다 그 사람들이 너한테 더 필요해.</w:t>
-      </w:r>
-    </w:p>
-    <w:p>
-      <w:pPr>
-        <w:pStyle w:val="BodyText"/>
-      </w:pPr>
-      <w:r>
-        <w:t xml:space="preserve">알렉세이: 아껴요. 할머니, 혈압은 재세요? 혈압계는 대표님께 드렸잖아요.</w:t>
-      </w:r>
-    </w:p>
-    <w:p>
-      <w:pPr>
-        <w:pStyle w:val="BodyText"/>
-      </w:pPr>
-      <w:r>
-        <w:t xml:space="preserve">베라: 지나가 자기 걸 빌려줬어. 지나네서 재. 이제 지나가 나보다 내 혈압을 더 잘 알아.</w:t>
-      </w:r>
-    </w:p>
-    <w:p>
-      <w:pPr>
-        <w:pStyle w:val="BodyText"/>
-      </w:pPr>
-      <w:r>
-        <w:t xml:space="preserve">알렉세이: 그럼 마을 라디오가 혈압까지 전하네요.</w:t>
-      </w:r>
-    </w:p>
-    <w:p>
-      <w:pPr>
-        <w:pStyle w:val="BodyText"/>
-      </w:pPr>
-      <w:r>
-        <w:t xml:space="preserve">베라: 전하지. 알료샤, 펠드셰르로서 한마디 하마. 넌 지붕을 걸고 있어. 위험은 재앙이 아니야. 재앙은 혼자 위험을 지고 입을 다물 때야. 넌 입을 다물지 않아. 그러니 다 옳다. 자랑스럽다.</w:t>
+        <w:t xml:space="preserve">베라: 료샤, 나다. 지나가 그러는데 너 또 아파트를 담보로 잡힌다며. 사실이니?</w:t>
+      </w:r>
+    </w:p>
+    <w:p>
+      <w:pPr>
+        <w:pStyle w:val="BodyText"/>
+      </w:pPr>
+      <w:r>
+        <w:t xml:space="preserve">알렉세이: 할머니, 지나 아주머니가 그걸 어떻게 아세요? 아무한테도 말 안 했는데.</w:t>
+      </w:r>
+    </w:p>
+    <w:p>
+      <w:pPr>
+        <w:pStyle w:val="BodyText"/>
+      </w:pPr>
+      <w:r>
+        <w:t xml:space="preserve">베라: 네가 아버지한테 말했지. 아버지는 엄마한테, 엄마는 지나한테, 지나는 나한테. 시골 라디오는 아주 잘 돌아간단다.</w:t>
+      </w:r>
+    </w:p>
+    <w:p>
+      <w:pPr>
+        <w:pStyle w:val="BodyText"/>
+      </w:pPr>
+      <w:r>
+        <w:t xml:space="preserve">알렉세이: 네, 사실이에요. 500만 더요. 한국 측에 제때 돈을 주려고요.</w:t>
+      </w:r>
+    </w:p>
+    <w:p>
+      <w:pPr>
+        <w:pStyle w:val="BodyText"/>
+      </w:pPr>
+      <w:r>
+        <w:t xml:space="preserve">베라: 나한테 돈이 있다. 60만. 30년 동안 장례 치르려고 모은 거야.</w:t>
+      </w:r>
+    </w:p>
+    <w:p>
+      <w:pPr>
+        <w:pStyle w:val="BodyText"/>
+      </w:pPr>
+      <w:r>
+        <w:t xml:space="preserve">알렉세이: 할머니, 안 돼요. 그런 말씀은 꺼내지도 마세요, 제발.</w:t>
+      </w:r>
+    </w:p>
+    <w:p>
+      <w:pPr>
+        <w:pStyle w:val="BodyText"/>
+      </w:pPr>
+      <w:r>
+        <w:t xml:space="preserve">베라: 왜 안 돼? 장례는 기다려 줄 거다. 난 아직 아무 데도 안 가.</w:t>
+      </w:r>
+    </w:p>
+    <w:p>
+      <w:pPr>
+        <w:pStyle w:val="BodyText"/>
+      </w:pPr>
+      <w:r>
+        <w:t xml:space="preserve">알렉세이: 「해를 끼치지 말라」니까요. 그건 할머니한테도 해당돼요. 다 타 버려도 할머니 장례 자금은 안 받아요. 이건 논의할 일이 아니에요, 할머니. 그러니 이 얘기는 아예 시작도 하지 마세요, 제발.</w:t>
+      </w:r>
+    </w:p>
+    <w:p>
+      <w:pPr>
+        <w:pStyle w:val="BodyText"/>
+      </w:pPr>
+      <w:r>
+        <w:t xml:space="preserve">베라: 아이고, 고집하고는. 꼭 날 닮았구나.</w:t>
+      </w:r>
+    </w:p>
+    <w:p>
+      <w:pPr>
+        <w:pStyle w:val="BodyText"/>
+      </w:pPr>
+      <w:r>
+        <w:t xml:space="preserve">알렉세이: 네, 할머니를 꼭 닮았죠. 이리나와 올가 페트로브나가 급여를 포기해서, 할머니 없이 구멍을 막았어요.</w:t>
+      </w:r>
+    </w:p>
+    <w:p>
+      <w:pPr>
+        <w:pStyle w:val="BodyText"/>
+      </w:pPr>
+      <w:r>
+        <w:t xml:space="preserve">베라: 좋은 여자들을 뒀구나. 잘 지켜라. 내 60만보다 그 사람들이 너한테 더 필요하다.</w:t>
+      </w:r>
+    </w:p>
+    <w:p>
+      <w:pPr>
+        <w:pStyle w:val="BodyText"/>
+      </w:pPr>
+      <w:r>
+        <w:t xml:space="preserve">알렉세이: 물론 잘 지키고 있어요. 할머니, 혈압은 재세요? 혈압계를 대표님한테 드렸잖아요.</w:t>
+      </w:r>
+    </w:p>
+    <w:p>
+      <w:pPr>
+        <w:pStyle w:val="BodyText"/>
+      </w:pPr>
+      <w:r>
+        <w:t xml:space="preserve">베라: 지나가 자기 걸 빌려줘서 지나네 집에서 잰다. 이젠 지나가 내 혈압을 나보다 더 잘 알아.</w:t>
+      </w:r>
+    </w:p>
+    <w:p>
+      <w:pPr>
+        <w:pStyle w:val="BodyText"/>
+      </w:pPr>
+      <w:r>
+        <w:t xml:space="preserve">알렉세이: 그럼 시골 라디오가 혈압까지 전하네요.</w:t>
+      </w:r>
+    </w:p>
+    <w:p>
+      <w:pPr>
+        <w:pStyle w:val="BodyText"/>
+      </w:pPr>
+      <w:r>
+        <w:t xml:space="preserve">베라: 전하지. 료샤, 준의사로서 하나만 말하마. 넌 머리 위 지붕을 걸고 있어. 위험은 재앙이 아니야. 재앙은 혼자 위험을 지고 침묵할 때야. 그런데 넌 침묵하지 않잖니. 그러니 다 옳은 거다. 네가 자랑스럽구나.</w:t>
       </w:r>
     </w:p>
     <w:bookmarkEnd w:id="37"/>
